--- a/交付成果/第三轮修订版/第三轮4周版/读书会06_四念处（一）身念处_4周资料包（第三版修订）/Word版/第2周_身念处·四威仪与四种正知_主持人版.docx
+++ b/交付成果/第三轮修订版/第三轮4周版/读书会06_四念处（一）身念处_4周资料包（第三版修订）/Word版/第2周_身念处·四威仪与四种正知_主持人版.docx
@@ -12442,7 +12442,7 @@
                 <w:color w:val="333333"/>
                 <w:sz w:val="22"/>
               </w:rPr>
-              <w:t>[00:01:29.860] 身随观呢，正知的部分。嗯，在《大念处经》里面呢（整理注记：转写“大便数经”，应为《大念处经》），</w:t>
+              <w:t>[00:01:29.860] 身随观呢，正知的部分。嗯，在《大念处经》里面呢，</w:t>
             </w:r>
           </w:p>
         </w:tc>
@@ -12490,7 +12490,7 @@
                 <w:color w:val="333333"/>
                 <w:sz w:val="22"/>
               </w:rPr>
-              <w:t>[00:01:39.580] 佛陀啊，说：诸比库（整理注记：转写“做比库”），比库在前进返回时保持正知。向前看、向旁看时保持正知，屈伸手足时保持正知。持桑喀帝钵与衣时保持正知（整理注记：转写“持三叉地播衣食保证知”）。食饮嚼尝时保持正知。大小便时保持正知。行走、站立、坐着、睡眠、醒觉、说话、沉默时保持正知。如此啊，或于内（整理注记：转写欠清晰，经文接“或于内、或于外、或于内外”）随观身而住啊，跟前面那个是一样。</w:t>
+              <w:t>[00:01:39.580] 佛陀啊，说：诸比库，比库在前进返回时保持正知。向前看、向旁看时保持正知，屈伸手足时保持正知。持桑喀帝钵与衣时保持正知。食饮嚼尝时保持正知。大小便时保持正知。行走、站立、坐着、睡眠、醒觉、说话、沉默时保持正知。如此啊，或于内随观身而住啊，跟前面那个是一样。</w:t>
             </w:r>
           </w:p>
         </w:tc>
@@ -12538,7 +12538,7 @@
                 <w:color w:val="333333"/>
                 <w:sz w:val="22"/>
               </w:rPr>
-              <w:t>[00:02:32.590] 那么在这一段经文里面呢，佛陀是分成七组来教导正知的修习方法啊。第一个是前进返回，第二个是向前看、向旁看，第三个是屈伸手足，第四呢是拿衣钵的时候，第五呢是吃的时候啊、喝的时候，第六呢是大小便的时候。第七呢，就是一切之处啊，不管行立坐卧啊，说话和不说话的时候啊，这七种啊（整理注记：转写“气种”）、七组类型呢，来建立呢，应该保持正知。那，要保持什么样的认知呢？</w:t>
+              <w:t>[00:02:32.590] 那么在这一段经文里面呢，佛陀是分成七组来教导正知的修习方法啊。第一个是前进返回，第二个是向前看、向旁看，第三个是屈伸手足，第四呢是拿衣钵的时候，第五呢是吃的时候啊、喝的时候，第六呢是大小便的时候。第七呢，就是一切之处啊，不管行立坐卧啊，说话和不说话的时候啊，这七种啊、七组类型呢，来建立呢，应该保持正知。那，要保持什么样的认知呢？</w:t>
             </w:r>
           </w:p>
         </w:tc>
@@ -12586,7 +12586,7 @@
                 <w:color w:val="333333"/>
                 <w:sz w:val="22"/>
               </w:rPr>
-              <w:t>[00:03:09.940] 啊，那佛陀呢，是在这个其他的经典里面提到了这个四种明觉啊。所以义注里面呢，对于这七组呢，每一组呢都要有这个四种正知啊。那第一组呢，是前进返回的时候啊。那比库在前进返回时保持正知啊，那在这句话里面，向前进呢是指行进啊，往前走；返回呢，就是回转啊。那所有身体移动都有这两种情况（整理注记：转写“思维移动”），那首先呢，在行走的时候啊，是身体向前移动称为前进。前进之后回转称为返回。</w:t>
+              <w:t>[00:03:09.940] 啊，那佛陀呢，是在这个其他的经典里面提到了这个四种明觉啊。所以义注里面呢，对于这七组呢，每一组呢都要有这个四种正知啊。那第一组呢，是前进返回的时候啊。那比库在前进返回时保持正知啊，那在这句话里面，向前进呢是指行进啊，往前走；返回呢，就是回转啊。那所有身体移动都有这两种情况，那首先呢，在行走的时候啊，是身体向前移动称为前进。前进之后回转称为返回。</w:t>
             </w:r>
           </w:p>
         </w:tc>
@@ -12730,7 +12730,7 @@
                 <w:color w:val="333333"/>
                 <w:sz w:val="22"/>
               </w:rPr>
-              <w:t>[00:04:14.290] 躺卧的时候的解释也是这样的。所以，前面这（四句）（整理注记：转写“前面法不要”）就包含了我们所有的身体的动作。那比库呢啊，应当保持正知，它的意思啊就是：你任何时刻，你只要身体有动作啊，都要保持正知，就是片刻不要分离啊。</w:t>
+              <w:t>[00:04:14.290] 躺卧的时候的解释也是这样的。所以，前面这（四句）就包含了我们所有的身体的动作。那比库呢啊，应当保持正知，它的意思啊就是：你任何时刻，你只要身体有动作啊，都要保持正知，就是片刻不要分离啊。</w:t>
             </w:r>
           </w:p>
         </w:tc>
@@ -12778,7 +12778,7 @@
                 <w:color w:val="333333"/>
                 <w:sz w:val="22"/>
               </w:rPr>
-              <w:t>[00:04:43.760] 啊，这个以前给大家讲说，大家回家了（整理注记：转写“我回家了”），你们这个每天不能够保证五到六个小时的禅修啊。那么怎么样能够让止观进一步呢？还有一种方法，就是你每天能够保持八个小时，你都在正知上、都在正念正知上啊，然后这个你一天有一两个小时能够修止观，也是可以修下去哦。</w:t>
+              <w:t>[00:04:43.760] 啊，这个以前给大家讲说，大家回家了，你们这个每天不能够保证五到六个小时的禅修啊。那么怎么样能够让止观进一步呢？还有一种方法，就是你每天能够保持八个小时，你都在正知上、都在正念正知上啊，然后这个你一天有一两个小时能够修止观，也是可以修下去哦。</w:t>
             </w:r>
           </w:p>
         </w:tc>
@@ -12837,7 +12837,7 @@
                 <w:color w:val="333333"/>
                 <w:sz w:val="22"/>
               </w:rPr>
-              <w:t>[00:05:13.680] 好，那么四种正知呢，就是有益正知、适宜正知、行处正知和无痴正知。啊，也被称为有益明觉、适宜明觉、行处明觉和无痴明觉（整理注记：转写“适宜名觉……不吃名觉”，应为不痴明觉）。那这里的有益正知呢，是指——那你向前进是不是有利益的这样的想法，思维是否值得做之后，了解它的用处啊的这样的一种正知。那么，当向前进的念头一升起时，禅修者呢，并不受到该念头的影响而立刻前进，而是先思维向前进是否有利益，然后再做决定要不要前进。那么在这里的利益呢，是指依循善法而获得提升啊。</w:t>
+              <w:t>[00:05:13.680] 好，那么四种正知呢，就是有益正知、适宜正知、行处正知和无痴正知。啊，也被称为有益明觉、适宜明觉、行处明觉和无痴明觉。那这里的有益正知呢，是指——那你向前进是不是有利益的这样的想法，思维是否值得做之后，了解它的用处啊的这样的一种正知。那么，当向前进的念头一升起时，禅修者呢，并不受到该念头的影响而立刻前进，而是先思维向前进是否有利益，然后再做决定要不要前进。那么在这里的利益呢，是指依循善法而获得提升啊。</w:t>
             </w:r>
           </w:p>
         </w:tc>
@@ -12933,7 +12933,7 @@
                 <w:color w:val="333333"/>
                 <w:sz w:val="22"/>
               </w:rPr>
-              <w:t>[00:06:22.620] 亲近啊，这个来寺院啊，礼敬啊，佛陀啊，这个亲近僧团啊，亲近善知识善友啊。那大家在来禅修营之前呢，啊，有没有思维了啊？就是啊，我这次参加禅修营啊，是基于什么样的利益我而去啊。那如果呢，我们想说啊，借着禅修营呢，我们可以啊累积十福业啊（整理注记：转写“十五业”，即十种福德业），这个十福业呢，就可以作为解脱的资源。啊，然后可以在禅修营过程中去除五盖，然后未来呢，精进修行呢，可以证悟道果。啊，也可以借着这个亲近僧团、亲近善友啊，这个的机缘呢，然后获得恰当的教导，最后修行证果（整理注记：转写“修行的正果”）。</w:t>
+              <w:t>[00:06:22.620] 亲近啊，这个来寺院啊，礼敬啊，佛陀啊，这个亲近僧团啊，亲近善知识善友啊。那大家在来禅修营之前呢，啊，有没有思维了啊？就是啊，我这次参加禅修营啊，是基于什么样的利益我而去啊。那如果呢，我们想说啊，借着禅修营呢，我们可以啊累积十福业啊，这个十福业呢，就可以作为解脱的资源。啊，然后可以在禅修营过程中去除五盖，然后未来呢，精进修行呢，可以证悟道果。啊，也可以借着这个亲近僧团、亲近善友啊，这个的机缘呢，然后获得恰当的教导，最后修行证果。</w:t>
             </w:r>
           </w:p>
         </w:tc>
@@ -12981,7 +12981,7 @@
                 <w:color w:val="333333"/>
                 <w:sz w:val="22"/>
               </w:rPr>
-              <w:t>[00:07:21.760] 那么像这样的这个前进呢啊，它就是有利益的啊。那显然我们有很多大部分的人呢，在过年的时候啊，他就想这个我去哪里去啊，预热一下（整理注记：或为“预备一下”）去玩一下好。那么这种方式呢，那，对他的身心放松可能是有益了。但是呢，对于你导向解脱证道果呢，那显然不会有益（整理注记：转写“正道果”），它更多的是滋长啊，我们对这个生命的贪爱和对这个名色流啊，这个我们这个五蕴的这种无明啊（整理注记：转写“无名”）。那也就是适宜正知呢，是指思维是否适合以后、了解适合做的事的这样一种正知。</w:t>
+              <w:t>[00:07:21.760] 那么像这样的这个前进呢啊，它就是有利益的啊。那显然我们有很多大部分的人呢，在过年的时候啊，他就想这个我去哪里去啊，预热一下（整理注记：或为“预备一下”）去玩一下好。那么这种方式呢，那，对他的身心放松可能是有益了。但是呢，对于你导向解脱证道果呢，那显然不会有益，它更多的是滋长啊，我们对这个生命的贪爱和对这个名色流啊，这个我们这个五蕴的这种无明啊。那也就是适宜正知呢，是指思维是否适合以后、了解适合做的事的这样一种正知。</w:t>
             </w:r>
           </w:p>
         </w:tc>
@@ -13040,7 +13040,7 @@
                 <w:color w:val="333333"/>
                 <w:sz w:val="22"/>
               </w:rPr>
-              <w:t>[00:08:25.320] 那虽然是禅修营啊，可能这个世界上到处都在办各种禅修营。好，那是不是所有禅修营都是有益的呢？那不一定呢。那有些禅修营可能他教导的禅修方法是一些非传统的、是自创的一些法门啊。啊，甚至它可以导向迷信和贪欲升起啊。啊，那比如说我们就看到有一位这个大哥呢，办了禅修营（整理注记：转写“陈修仪”）说，我们可以让学员迅速获得气感（整理注记：转写“启感”）。对，获得气感是练气功的才会（讲）感觉。啊，</w:t>
+              <w:t>[00:08:25.320] 那虽然是禅修营啊，可能这个世界上到处都在办各种禅修营。好，那是不是所有禅修营都是有益的呢？那不一定呢。那有些禅修营可能他教导的禅修方法是一些非传统的、是自创的一些法门啊。啊，甚至它可以导向迷信和贪欲升起啊。啊，那比如说我们就看到有一位这个大哥呢，办了禅修营说，我们可以让学员迅速获得气感。对，获得气感是练气功的才会（讲）感觉。啊，</w:t>
             </w:r>
           </w:p>
         </w:tc>
@@ -13088,7 +13088,7 @@
                 <w:color w:val="333333"/>
                 <w:sz w:val="22"/>
               </w:rPr>
-              <w:t>[00:09:07.025] 那么有很多禅修营（整理注记：转写“传球营”），我们就比较——这个整个禅修（营）大家都在讨论你的观怎么样、你的定怎么样（整理注记：转写“观念”），你入定多久（整理注记：转写“你出来多久”，指出定的时间），能够持续多久。啊，反正这个禅修问题呢（整理注记：转写“长期问题”），你会很有压力啊。当然，有些人可能会很好地被激发你的努力。看别人肚子观了没观（整理注记：转写“关了没关”），我就做四五个小时。那对你来讲可能是有益的，但是也有些人呢就压力很大，那就可能就不是有益的了。如果你参加这样的禅修（营）（整理注记：转写欠清晰），大家都是……（比着修的）（整理注记：转写欠清晰），啊，你是一个很紧张、很容易紧张的人，可能对你就是不适宜的（整理注记：转写“不易的”），对吧。</w:t>
+              <w:t>[00:09:07.025] 那么有很多禅修营，我们就比较——这个整个禅修（营）大家都在讨论你的观怎么样、你的定怎么样，你入定多久，能够持续多久。啊，反正这个禅修问题呢，你会很有压力啊。当然，有些人可能会很好地被激发你的努力。看别人肚子观了没观，我就做四五个小时。那对你来讲可能是有益的，但是也有些人呢就压力很大，那就可能就不是有益的了。如果你参加这样的禅修（营）（整理注记：转写欠清晰），大家都是……（比着修的）（整理注记：转写欠清晰），啊，你是一个很紧张、很容易紧张的人，可能对你就是不适宜的，对吧。</w:t>
             </w:r>
           </w:p>
         </w:tc>
@@ -13136,7 +13136,7 @@
                 <w:color w:val="333333"/>
                 <w:sz w:val="22"/>
               </w:rPr>
-              <w:t>[00:09:46.040] 那同样的，我们说去这个寺院呢，是有利益的。但是如果这个寺院呢啊，这个正在办这种大型的聚会啊，啊然后很多人在那里啊，然后男人女人啊，都盛装打扮（整理注记：转写“办这个装扮的”），这个很艳丽啊。那如果一个出家人在那样的地方呢，他就可能因为你有很多这个迷人的对象而生起贪欲啊。啊，也有可能你看到一些讨厌的对象而生起嗔恨啊，因为啊，嫉妒而生起这种很愚痴啊、有愚痴的这样的一种嫉妒心啊，也可能违犯邪淫戒或者违犯自己的清净梵行，</w:t>
+              <w:t>[00:09:46.040] 那同样的，我们说去这个寺院呢，是有利益的。但是如果这个寺院呢啊，这个正在办这种大型的聚会啊，啊然后很多人在那里啊，然后男人女人啊，都盛装打扮，这个很艳丽啊。那如果一个出家人在那样的地方呢，他就可能因为你有很多这个迷人的对象而生起贪欲啊。啊，也有可能你看到一些讨厌的对象而生起嗔恨啊，因为啊，嫉妒而生起这种很愚痴啊、有愚痴的这样的一种嫉妒心啊，也可能违犯邪淫戒或者违犯自己的清净梵行，</w:t>
             </w:r>
           </w:p>
         </w:tc>
@@ -13184,7 +13184,7 @@
                 <w:color w:val="333333"/>
                 <w:sz w:val="22"/>
               </w:rPr>
-              <w:t>[00:10:32.300] 那也就是不适合去了啊。那就是包括就是不管你是去佛塔或者是菩提树啊，啊，或者你去听法啊（整理注记：转写“去讲法”），或者去应供啊，啊，他都是这样的啊，或者去托钵啊，啊，都要考虑这个问题。啊。那有危害的地方呢，就不适合去啊。那没有危害的地方呢，啊，才是叫做适宜的啊（整理注记：转写“有益的”，依义注校对）。</w:t>
+              <w:t>[00:10:32.300] 那也就是不适合去了啊。那就是包括就是不管你是去佛塔或者是菩提树啊，啊，或者你去听法啊，或者去应供啊，啊，他都是这样的啊，或者去托钵啊，啊，都要考虑这个问题。啊。那有危害的地方呢，就不适合去啊。那没有危害的地方呢，啊，才是叫做适宜的啊。</w:t>
             </w:r>
           </w:p>
         </w:tc>
@@ -13263,7 +13263,7 @@
                 <w:color w:val="333333"/>
                 <w:sz w:val="22"/>
               </w:rPr>
-              <w:t>[00:11:46.340] 然后，我们当时特意请教过（整理注记：转写“在艺术请教过”），那么他们有些天葬台的修行人，他们晚上在那边呢，就是说就布施自己的身体给非人吃。对，然后他就能感觉到被非人有（来受用）（整理注记：转写欠清晰）。对，可以想想啊。我说，诶，你这么久了没有被咬掉（整理注记：转写“养掉”）。他说，是啊，怎没有被咬掉？身体很好。呃，也就是说呢，就是，呃，对像这些人呢，还有一个最大的收获是什么呢？他就是完全破除了这种恐惧。嗯，非人啊，或者是觉得这个身体多么宝贵啊、不会被（非人）咬走啊，这种恐怖就完全消失了啊。</w:t>
+              <w:t>[00:11:46.340] 然后，我们当时特意请教过，那么他们有些天葬台的修行人，他们晚上在那边呢，就是说就布施自己的身体给非人吃。对，然后他就能感觉到被非人有（来受用）（整理注记：转写欠清晰）。对，可以想想啊。我说，诶，你这么久了没有被咬掉。他说，是啊，怎没有被咬掉？身体很好。呃，也就是说呢，就是，呃，对像这些人呢，还有一个最大的收获是什么呢？他就是完全破除了这种恐惧。嗯，非人啊，或者是觉得这个身体多么宝贵啊、不会被（非人）咬走啊，这种恐怖就完全消失了啊。</w:t>
             </w:r>
           </w:p>
           <w:p>
@@ -13283,7 +13283,7 @@
                 <w:color w:val="333333"/>
                 <w:sz w:val="22"/>
               </w:rPr>
-              <w:t>[00:12:30.920] 对，那我以前在一个这个北方的寺院啊（整理注记：转写“北团”，欠清晰），这个啊，待过一段时间（整理注记：转写“待回小镇时间”）。他到一到下午五点钟。</w:t>
+              <w:t>[00:12:30.920] 对，那我以前在一个这个北方的寺院啊，这个啊，待过一段时间。他到一到下午五点钟。</w:t>
             </w:r>
           </w:p>
           <w:p>
@@ -13303,7 +13303,7 @@
                 <w:color w:val="333333"/>
                 <w:sz w:val="22"/>
               </w:rPr>
-              <w:t>[00:12:39.170] 夏天的时候，我们一位老和尚（整理注记：转写“大会老和尚”，欠清晰）就穿着裤衩就坐在那个佛塔边上喂蚊子，天天的要喂蚊子。哎，我以为他那个蚊子呢，咬人都会传染这个传染病。</w:t>
+              <w:t>[00:12:39.170] 夏天的时候，我们一位老和尚就穿着裤衩就坐在那个佛塔边上喂蚊子，天天的要喂蚊子。哎，我以为他那个蚊子呢，咬人都会传染这个传染病。</w:t>
             </w:r>
           </w:p>
           <w:p>
@@ -13323,7 +13323,7 @@
                 <w:color w:val="333333"/>
                 <w:sz w:val="22"/>
               </w:rPr>
-              <w:t>[00:12:53.410] （大家）问老和尚（这样）多少年了？他说已经快十年了。每一天下午五点钟就坐那喂蚊子，光膀子穿（着）（衣）裤喂蚊子，喂了快十年了，满脸红光。对，因为就是很奇怪吧，对方就说，你看，他每天喂蚊子，他也没得传染病，他身体也很好。所以其实怎么讲呢，就是这个心啊，它是真的是很重要。对，你害怕什么，你就得什么，墨菲定律，对吧？所以你真的你把自己舍出去了，那其实真的就是你这个就突破了那些东西。所以我们很多禅修者（整理注记：转写“长久者”）就是你觉得心里面卡在那个地方啊，就是前提是你愿意不愿意去突破它。</w:t>
+              <w:t>[00:12:53.410] （大家）问老和尚（这样）多少年了？他说已经快十年了。每一天下午五点钟就坐那喂蚊子，光膀子穿（着）（衣）裤喂蚊子，喂了快十年了，满脸红光。对，因为就是很奇怪吧，对方就说，你看，他每天喂蚊子，他也没得传染病，他身体也很好。所以其实怎么讲呢，就是这个心啊，它是真的是很重要。对，你害怕什么，你就得什么，墨菲定律，对吧？所以你真的你把自己舍出去了，那其实真的就是你这个就突破了那些东西。所以我们很多禅修者就是你觉得心里面卡在那个地方啊，就是前提是你愿意不愿意去突破它。</w:t>
             </w:r>
           </w:p>
         </w:tc>
@@ -13401,7 +13401,7 @@
                 <w:color w:val="333333"/>
                 <w:sz w:val="22"/>
               </w:rPr>
-              <w:t>[00:13:41.980] 那今天（有）禅修者（整理注记：转写“长久者”）讲说，我就觉得这个啊……我总觉得我没有用（整理注记：转写“我去试五”，欠清晰），那舒服不舒服？那你觉得你自己很笨，舒服不舒服啊？肯定不舒服嘛，不舒服呢，但你是不是真的有心想改变。</w:t>
+              <w:t>[00:13:41.980] 那今天（有）禅修者讲说，我就觉得这个啊……我总觉得我没有用，那舒服不舒服？那你觉得你自己很笨，舒服不舒服啊？肯定不舒服嘛，不舒服呢，但你是不是真的有心想改变。</w:t>
             </w:r>
           </w:p>
           <w:p>
@@ -13441,7 +13441,7 @@
                 <w:color w:val="333333"/>
                 <w:sz w:val="22"/>
               </w:rPr>
-              <w:t>[00:14:19.860] 所以在佛陀时代呢（整理注记：转写“欧洲时代”），有一位年轻的比库，他带着一个沙马内拉啊，出去去找那个呃、这个我们叫做这个这个齿木啊。就古古代古印度人没有牙刷，那处理这个牙缝里面的这个残渣呢（整理注记：转写“成鱼”），就是用齿木啊。对，那么带着这个沙马内拉呢（整理注记：转写“跟这个萨马雷拉呢，就获得全面这个披露嘛，态度嘛”，欠清晰），就……钵嘛，带着嘛啊。结果前面是沙马内拉（整理注记：转写“萨马雷拉/沙马利拉”），走着走着就诶往一边去了。结果一边去就看到一个尸体啊，那他也之前呢，因为修习不净（整理注记：转写“休息不进”）和观察很长一段时间了，所以当时他就对那具尸体呢，看到以后就对着他修不净啊（整理注记：转写“休息不尽”），就像我们前面讲的那个不净（业处）（整理注记：转写“不进水面”），然后就证得初禅（整理注记：转写“正的出产”）。然后他以初禅的定力为基础（整理注记：转写“出产的病例”）来进行修观。</w:t>
+              <w:t>[00:14:19.860] 所以在佛陀时代呢，有一位年轻的比库，他带着一个沙马内拉啊，出去去找那个呃、这个我们叫做这个这个齿木啊。就古古代古印度人没有牙刷，那处理这个牙缝里面的这个残渣呢，就是用齿木啊。对，那么带着这个沙马内拉呢，就……钵嘛，带着嘛啊。结果前面是沙马内拉，走着走着就诶往一边去了。结果一边去就看到一个尸体啊，那他也之前呢，因为修习不净和观察很长一段时间了，所以当时他就对那具尸体呢，看到以后就对着他修不净啊，就像我们前面讲的那个不净（业处），然后就证得初禅。然后他以初禅的定力为基础来进行修观。</w:t>
             </w:r>
           </w:p>
           <w:p>
@@ -13461,7 +13461,7 @@
                 <w:color w:val="333333"/>
                 <w:sz w:val="22"/>
               </w:rPr>
-              <w:t>[00:15:11.330] 观照禅那法，就是初禅的禅那名法（整理注记：转写“明法”）的……无常苦（无我）（整理注记：转写欠清晰），然后就在那个当下，就证得了一、二、三果啊（整理注记：转写“证得了一二三”），就变成一个不来圣者。然后他检查自己的证果以后（整理注记：转写“正果”），准备坐在那继续修，那正到啊（整理注记：转写欠清晰，指继续修观以期证四果）。</w:t>
+              <w:t>[00:15:11.330] 观照禅那法，就是初禅的禅那名法的……无常苦（无我）（整理注记：转写欠清晰），然后就在那个当下，就证得了一、二、三果啊，就变成一个不来圣者。然后他检查自己的证果以后，准备坐在那继续修，那正到啊（整理注记：转写欠清晰，指继续修观以期证四果）。</w:t>
             </w:r>
           </w:p>
           <w:p>
@@ -13501,7 +13501,7 @@
                 <w:color w:val="333333"/>
                 <w:sz w:val="22"/>
               </w:rPr>
-              <w:t>[00:15:42.080] 所以呢，这个，那我还是回答他吧，我改天再来证四果阿罗汉（整理注记：转写“证四过阿富汗”）。对人（家）——他证果也是那么容易。然后他就应答说啊，有什么事啊？贤友（整理注记：转写“安迪”）。他说你回来啊，啊，就回来。然后回到这个比库身边呢，他就对这个长辈讲说，你能不能这样一下这样走。走到然后站在我刚才站的地方，然后向北方看。那这位比库呢，就照着沙马内拉去做。然后他也看到了尸体（整理注记：转写“视频”），然后他也证入初禅（整理注记：转写“正在出场”），然后他也修观，然后他也证得了三果。</w:t>
+              <w:t>[00:15:42.080] 所以呢，这个，那我还是回答他吧，我改天再来证四果阿罗汉。对人（家）——他证果也是那么容易。然后他就应答说啊，有什么事啊？贤友。他说你回来啊，啊，就回来。然后回到这个比库身边呢，他就对这个长辈讲说，你能不能这样一下这样走。走到然后站在我刚才站的地方，然后向北方看。那这位比库呢，就照着沙马内拉去做。然后他也看到了尸体，然后他也证入初禅，然后他也修观，然后他也证得了三果。</w:t>
             </w:r>
           </w:p>
           <w:p>
@@ -13521,7 +13521,7 @@
                 <w:color w:val="333333"/>
                 <w:sz w:val="22"/>
               </w:rPr>
-              <w:t>[00:16:17.025] 所以这个在义注里面讲说，一具尸体呢，可以同时让两个人获得三果的利益啊，也就是愿意修这种不净（观）（整理注记：转写“不尽水电”）的作用呢。所以我们一般人呢，看到尸体就觉得那么倒霉啊。人家证三果（整理注记：转写“分三国”）。可以（比较），这是你的心态的问题啊。那这个（在）尸体附近呢，它可以修习止禅啊（整理注记：转写“修息子肠”）。修习止禅的时候呢，这个就是男性呢，就只适合修男性的尸体哈，女性呢就适合修女性的尸体啊。啊，那么修观了之后呢，就无所谓，但是男女你都可以修啊。啊，这个是我们前面讲过啊，就是这个这个再提一下啊，所以这里面呢，我们就要了知适当或者不适当，这个……有益和……（整理注记：转写“无意”，应为适宜）适宜和不适宜啊（整理注记：转写欠清晰），来去确定啊，这个我们的这个前进和返回。</w:t>
+              <w:t>[00:16:17.025] 所以这个在义注里面讲说，一具尸体呢，可以同时让两个人获得三果的利益啊，也就是愿意修这种不净（观）的作用呢。所以我们一般人呢，看到尸体就觉得那么倒霉啊。人家证三果。可以（比较），这是你的心态的问题啊。那这个（在）尸体附近呢，它可以修习止禅啊。修习止禅的时候呢，这个就是男性呢，就只适合修男性的尸体哈，女性呢就适合修女性的尸体啊。啊，那么修观了之后呢，就无所谓，但是男女你都可以修啊。啊，这个是我们前面讲过啊，就是这个这个再提一下啊，所以这里面呢，我们就要了知适当或者不适当，这个……有益和……适宜和不适宜啊（整理注记：转写欠清晰），来去确定啊，这个我们的这个前进和返回。</w:t>
             </w:r>
           </w:p>
         </w:tc>
@@ -13580,7 +13580,7 @@
                 <w:color w:val="333333"/>
                 <w:sz w:val="22"/>
               </w:rPr>
-              <w:t>[00:16:55.240] 那么对于在家人来讲呢，……就是就刚才讲的就是从比库的角度来讲啊（整理注记：转写“抵扣”）。那么对于在家人来讲呢，你这个前进返回就更多了，对吧？啊，这个你每天这个上班啊，然后回家；出差回家，啊，学习回家，那么见客户回家，对吧。啊，去超市买菜回家啊，去商场买东西回家啊，去娱乐场所回家对吧？</w:t>
+              <w:t>[00:16:55.240] 那么对于在家人来讲呢，……就是就刚才讲的就是从比库的角度来讲啊。那么对于在家人来讲呢，你这个前进返回就更多了，对吧？啊，这个你每天这个上班啊，然后回家；出差回家，啊，学习回家，那么见客户回家，对吧。啊，去超市买菜回家啊，去商场买东西回家啊，去娱乐场所回家对吧？</w:t>
             </w:r>
           </w:p>
         </w:tc>
@@ -13676,7 +13676,7 @@
                 <w:color w:val="333333"/>
                 <w:sz w:val="22"/>
               </w:rPr>
-              <w:t>[00:18:02.795] 所以接下来有很多虚拟的空间啊、虚拟的场所啊。对，那么当你决定要去的时候，前进的时候，那你有没有考虑到它是不是有意义啊？我去是不是适宜啊？所以，这个，这个就是在家人就需要在每时都要去考虑这样的问题，不然呢，就可能给你带来没有利益，甚至带来危害啊。对，那也就是说，你一切执着（都）让自己失（去）正念正知（整理注记：转写“让自己有没有正念正知”，欠清晰），那首先是一个啊，你的前进和返回是不是啊有意义、是不是适宜的啊。那下一个呢，就是行处正知了啊。</w:t>
+              <w:t>[00:18:02.795] 所以接下来有很多虚拟的空间啊、虚拟的场所啊。对，那么当你决定要去的时候，前进的时候，那你有没有考虑到它是不是有意义啊？我去是不是适宜啊？所以，这个，这个就是在家人就需要在每时都要去考虑这样的问题，不然呢，就可能给你带来没有利益，甚至带来危害啊。对，那也就是说，你一切执着（都）让自己失（去）正念正知，那首先是一个啊，你的前进和返回是不是啊有意义、是不是适宜的啊。那下一个呢，就是行处正知了啊。</w:t>
             </w:r>
           </w:p>
         </w:tc>
@@ -13735,7 +13735,7 @@
                 <w:color w:val="333333"/>
                 <w:sz w:val="22"/>
               </w:rPr>
-              <w:t>[00:20:31.240] 所以那么在义注里面呢啊（整理注记：转写“在著述里面呢啊译著里面”），讲到就是这个行处正知啊（整理注记：转写“行述正知”）。这里面它主要是谈到说，你持守禅修业处（整理注记：转写“你只在子长业主上”）啊。那因为呢，我们下一个正知呢，就是无痴正知嘛（整理注记：转写“无痴政治”），啊无痴正知呢，它是指观察（修观）。啊，所以呢，在义注里面，这个行处正知（整理注记：转写“行诉政治”）主要是讲止禅啊（整理注记：转写“讲几层”）。</w:t>
+              <w:t>[00:20:31.240] 所以那么在义注里面呢啊，讲到就是这个行处正知啊。这里面它主要是谈到说，你持守禅修业处啊。那因为呢，我们下一个正知呢，就是无痴正知嘛，啊无痴正知呢，它是指观察（修观）。啊，所以呢，在义注里面，这个行处正知主要是讲止禅啊。</w:t>
             </w:r>
           </w:p>
         </w:tc>
@@ -13783,7 +13783,7 @@
                 <w:color w:val="333333"/>
                 <w:sz w:val="22"/>
               </w:rPr>
-              <w:t>[00:20:57.970] 那其实呢，如果你已经在修观禅了啊，比如说我们有些贤友他在修名法啊（整理注记：转写“明法”），他在修色法，或者他在修缘起，然后我就会要求他说，你一切之处都在名法上（整理注记：转写“民法上”），都在名色上啊。所以，那么他的行处正知呢，就是在名色上，就是在观禅上（整理注记：转写“官场上”）。好，那么对于初学者来讲，我们在座的大部分人，就是止禅（整理注记：转写“指禅”）也没有到位，也没有办法入定（整理注记：转写“入场”），对吧？然后观察呢，就更谈不上了啊。那是你日常的，你也不能讲说，你看这个《大念处经》佛陀讲的《大念处经》，这个义注里面讲的（正知）不是要么是止禅、要么是观禅，我没有，那（是）不是就不要正知了啊（整理注记：转写“那就是不要念知了”），那这是错的对吧。</w:t>
+              <w:t>[00:20:57.970] 那其实呢，如果你已经在修观禅了啊，比如说我们有些贤友他在修名法啊，他在修色法，或者他在修缘起，然后我就会要求他说，你一切之处都在名法上，都在名色上啊。所以，那么他的行处正知呢，就是在名色上，就是在观禅上。好，那么对于初学者来讲，我们在座的大部分人，就是止禅也没有到位，也没有办法入定，对吧？然后观察呢，就更谈不上了啊。那是你日常的，你也不能讲说，你看这个《大念处经》佛陀讲的《大念处经》，这个义注里面讲的（正知）不是要么是止禅、要么是观禅，我没有，那（是）不是就不要正知了啊，那这是错的对吧。</w:t>
             </w:r>
           </w:p>
         </w:tc>
@@ -13831,7 +13831,7 @@
                 <w:color w:val="333333"/>
                 <w:sz w:val="22"/>
               </w:rPr>
-              <w:t>[00:21:41.800] 所以我们初学者呢，就是你安住于念处的所缘（整理注记：转写“思念说”，欠清晰），对身体的动态的状态啊、心的状态、感受的状态，觉察心的觉察、呃、法的觉察好啊。如果你现在有一个基本业处（整理注记：转写“业主”），那你说我们讲说在经行或者在行动，最好就是你在（修）入出息念（整理注记：转写“露出席”），对吧，那你这个入出息念就是有个对入出息（整理注记：转写“对陆出席”）的概念的认知，然后这里面有一团（气息）（整理注记：转写“一团东西”）。啊，那平常你不做这样的时候，你其实很难对入出息念的这个动态、出入（整理注记：转写欠清晰）有很细节的了解，你就觉得这边有一团（气息）就可以了，那你再去算（整理注记：转写欠清晰），然后。</w:t>
+              <w:t>[00:21:41.800] 所以我们初学者呢，就是你安住于念处的所缘，对身体的动态的状态啊、心的状态、感受的状态，觉察心的觉察、呃、法的觉察好啊。如果你现在有一个基本业处，那你说我们讲说在经行或者在行动，最好就是你在（修）入出息念，对吧，那你这个入出息念就是有个对入出息的概念的认知，然后这里面有一团（气息）。啊，那平常你不做这样的时候，你其实很难对入出息念的这个动态、出入（整理注记：转写欠清晰）有很细节的了解，你就觉得这边有一团（气息）就可以了，那你再去算（整理注记：转写欠清晰），然后。</w:t>
             </w:r>
           </w:p>
         </w:tc>
@@ -13879,7 +13879,7 @@
                 <w:color w:val="333333"/>
                 <w:sz w:val="22"/>
               </w:rPr>
-              <w:t>[00:22:21.640] 所以那么这个……虽然讲呢，义注里面（整理注记：转写“艺术里面”）讲说正念、行处正知是指这种三十八种业处啊（整理注记：转写“三十八种资产”），啊但是呢，就是对于初学者，就安住于你能够安住的念处啊。</w:t>
+              <w:t>[00:22:21.640] 所以那么这个……虽然讲呢，义注里面讲说正念、行处正知是指这种三十八种业处啊，啊但是呢，就是对于初学者，就安住于你能够安住的念处啊。</w:t>
             </w:r>
           </w:p>
         </w:tc>
@@ -13958,7 +13958,7 @@
                 <w:color w:val="333333"/>
                 <w:sz w:val="22"/>
               </w:rPr>
-              <w:t>[00:22:36.660] 好，那么义注里也讲到这个行处正知呢（整理注记：转写“译著”），啊，在这个佛陀的教导里面，就是这个出家人呢，有四种啊，有四种人。第一种比库呢，在前去托钵的路上保持专注于禅修的业处（整理注记：转写“长久的业宿”），但在返回的时候丢了啊，没有。第二种呢，是他去托钵的时候（没有）专注于业处（整理注记：转写欠清晰），……去的时候没有专注业处，回来的时候才专注业处（整理注记：转写“专注业数”）。第三种呢，是去和返回的时候都不专注业处。第四种呢，是去和返回的时候都专注业处（整理注记：转写“帮助耶稣”），所以呢，这个第四种呢，就被称为叫做履行往返任务的人啊，就是我们经常会在一些啊这个经典啊，或者义注里面看到这个履行往返（整理注记：转写“旅行往返”）义务的人。好，就是（义注）称……就“履行往返义务的人”，就是他是个很精进而且很有正念的人。好，那么这四种比库里面呢（整理注记：转写“第十四种比触”），</w:t>
+              <w:t>[00:22:36.660] 好，那么义注里也讲到这个行处正知呢，啊，在这个佛陀的教导里面，就是这个出家人呢，有四种啊，有四种人。第一种比库呢，在前去托钵的路上保持专注于禅修的业处，但在返回的时候丢了啊，没有。第二种呢，是他去托钵的时候（没有）专注于业处（整理注记：转写欠清晰），……去的时候没有专注业处，回来的时候才专注业处。第三种呢，是去和返回的时候都不专注业处。第四种呢，是去和返回的时候都专注业处，所以呢，这个第四种呢，就被称为叫做履行往返任务的人啊，就是我们经常会在一些啊这个经典啊，或者义注里面看到这个履行往返义务的人。好，就是（义注）称……就“履行往返义务的人”，就是他是个很精进而且很有正念的人。好，那么这四种比库里面呢，</w:t>
             </w:r>
           </w:p>
         </w:tc>
@@ -14006,7 +14006,7 @@
                 <w:color w:val="333333"/>
                 <w:sz w:val="22"/>
               </w:rPr>
-              <w:t>[00:23:35.620] 第一种呢，他一般是怎样生活？就白天的时候呢，他借着坐禅和经行（整理注记：转写“清行”）来使自己的心脱离五盖。晚上的时候，在初夜和后夜分呢（整理注记：转写“后夜风”），也借着坐禅和经行来使自己的心脱离五盖。他只是在中夜分的时间睡觉。所以他一天的整个白天呢，啊，初夜后夜合起来二十个小时（整理注记：转写“二十个二十个小时”）都在精进修行，然后借着坐禅和经行来使自己脱离五盖，然后一天只睡四个小时。那由于如此的勇猛精进啊，他能够证悟道果啊。那清晨的时候呢（整理注记：转写“清闲”），</w:t>
+              <w:t>[00:23:35.620] 第一种呢，他一般是怎样生活？就白天的时候呢，他借着坐禅和经行来使自己的心脱离五盖。晚上的时候，在初夜和后夜分呢，也借着坐禅和经行来使自己的心脱离五盖。他只是在中夜分的时间睡觉。所以他一天的整个白天呢，啊，初夜后夜合起来二十个小时都在精进修行，然后借着坐禅和经行来使自己脱离五盖，然后一天只睡四个小时。那由于如此的勇猛精进啊，他能够证悟道果啊。那清晨的时候呢，</w:t>
             </w:r>
           </w:p>
         </w:tc>
@@ -14054,7 +14054,7 @@
                 <w:color w:val="333333"/>
                 <w:sz w:val="22"/>
               </w:rPr>
-              <w:t>[00:24:09.295] 他就起来履行对佛塔、菩提树打扫的这种义务，然后给菩提树浇水啊，那么饮用的水啊和清洗的水啊（准备妥当），然后并且执行对戒师和啊教授师的任务啊。啊，也之后呢，他照料自己的身体啊，洗漱啊。啊，所以你我们在这个传统上（的）上座部佛教国家（整理注记：转写欠清晰），你们会看到啊，这些这个比库，他很多人就是这样的，早早起来把……然后这个……饮用水加满，然后去给戒师打水啊。这个然后再自己清理完啊，出钵的时候呢，然后他再拿起钵和衣呢，啊，就把（成就）业处（整理注记：转写“成就耶稣”）放在心里面最重要的位置，然后就去啊，这个……去托钵啊。</w:t>
+              <w:t>[00:24:09.295] 他就起来履行对佛塔、菩提树打扫的这种义务，然后给菩提树浇水啊，那么饮用的水啊和清洗的水啊（准备妥当），然后并且执行对戒师和啊教授师的任务啊。啊，也之后呢，他照料自己的身体啊，洗漱啊。啊，所以你我们在这个传统上（的）上座部佛教国家（整理注记：转写欠清晰），你们会看到啊，这些这个比库，他很多人就是这样的，早早起来把……然后这个……饮用水加满，然后去给戒师打水啊。这个然后再自己清理完啊，出钵的时候呢，然后他再拿起钵和衣呢，啊，就把（成就）业处放在心里面最重要的位置，然后就去啊，这个……去托钵啊。</w:t>
             </w:r>
           </w:p>
         </w:tc>
@@ -14305,7 +14305,7 @@
                 <w:color w:val="333333"/>
                 <w:sz w:val="22"/>
               </w:rPr>
-              <w:t>[00:38:03.360] 如何降服呢？他一心专注于自己的禅修业处，据此来降伏烦恼。万一办不到，他就会停下来。那走在他后面的比库（整理注记：转写“比国”）也会跟着一起停下来。那前面这个人就会想说，后面这些比库（整理注记：转写“比哭”）知道我的心中生起的不善的念头，这样念头是我不应该有的。于是呢，他责备自己，并且修习止观，因此他达到这个……圣人的境界、圣者的境界啊（整理注记：转写欠清晰）。这……法都一样，（要）努力。</w:t>
+              <w:t>[00:38:03.360] 如何降服呢？他一心专注于自己的禅修业处，据此来降伏烦恼。万一办不到，他就会停下来。那走在他后面的比库也会跟着一起停下来。那前面这个人就会想说，后面这些比库知道我的心中生起的不善的念头，这样念头是我不应该有的。于是呢，他责备自己，并且修习止观，因此他达到这个……圣人的境界、圣者的境界啊（整理注记：转写欠清晰）。这……法都一样，（要）努力。</w:t>
             </w:r>
           </w:p>
         </w:tc>
@@ -14353,7 +14353,7 @@
                 <w:color w:val="333333"/>
                 <w:sz w:val="22"/>
               </w:rPr>
-              <w:t>[00:38:43.440] 好，那即使他无法达到圣道圣果呢，那么在止息烦恼之后呢，他会一心专注业处（整理注记：转写“业主”）而继续前进。他不会以不专注业处的方式举脚走路啊。那么万一那么做了，他就会退回前面，开始忘失正念（整理注记：转写“万事正面”）的地方重新开始行走。那这个就是我们讲的集体的一种修……修行的这种努力了啊。</w:t>
+              <w:t>[00:38:43.440] 好，那即使他无法达到圣道圣果呢，那么在止息烦恼之后呢，他会一心专注业处而继续前进。他不会以不专注业处的方式举脚走路啊。那么万一那么做了，他就会退回前面，开始忘失正念的地方重新开始行走。那这个就是我们讲的集体的一种修……修行的这种努力了啊。</w:t>
             </w:r>
           </w:p>
         </w:tc>
@@ -14460,7 +14460,7 @@
                 <w:color w:val="333333"/>
                 <w:sz w:val="22"/>
               </w:rPr>
-              <w:t>[00:59:29.420] 那么对于已经回（家）的人呢（整理注记：转写“回营”，欠清晰）？或者……在……在家里，没有办法来禅修营呢，这个……这个晚上的同学们啊，同样的。啊，刚才讲的就说这个……（禅修）营回去啊（整理注记：转写“长就营回去”，欠清晰），或者你在现在已经上班了，对吧？你上班回家，出差回家啊。呃，见客户啊，公共场所啊，啊，处理各种事务啊，啊，上网啊，啊，学法啊，啊，做家务啊，啊，在这个过程中里面呢啊，就是去履行我们的（佛）法（的）义务（整理注记：转写“管法义务”），这样呢，你就会真的在佛法里面呢有很大的收获啊。这……这个佛陀经常讲说多修习多做（整理注记：转写“多休息多做”），有大利益有大果报。</w:t>
+              <w:t>[00:59:29.420] 那么对于已经回（家）的人呢？或者……在……在家里，没有办法来禅修营呢，这个……这个晚上的同学们啊，同样的。啊，刚才讲的就说这个……（禅修）营回去啊，或者你在现在已经上班了，对吧？你上班回家，出差回家啊。呃，见客户啊，公共场所啊，啊，处理各种事务啊，啊，上网啊，啊，学法啊，啊，做家务啊，啊，在这个过程中里面呢啊，就是去履行我们的（佛）法（的）义务，这样呢，你就会真的在佛法里面呢有很大的收获啊。这……这个佛陀经常讲说多修习多做，有大利益有大果报。</w:t>
             </w:r>
           </w:p>
         </w:tc>
@@ -14508,7 +14508,7 @@
                 <w:color w:val="333333"/>
                 <w:sz w:val="22"/>
               </w:rPr>
-              <w:t>[01:00:18.960] 啊，我们要去……练习（觉察）（整理注记：转写“练习瑜伽”，欠清晰）呢，啊，这个（在）家（的）（贤友）（整理注记：转写“乐师在家”，欠清晰），啊，这个时代呢，非常的浮躁啊，这个时代呢，有很多的这个……变异啊，有很多的不可控的因素在出现。越是这样，越是需要我们保持一种啊平静的心哈，不（能）……（失）（去）……不浮躁的心才能够对付这个浮躁的世界啊（整理注记：转写“不把不浮躁的心”，欠清晰）。那么怎样才能可以平静呢？就是你对自己的每个当下（保持）觉察（整理注记：转写“陷入觉察”）。啊，不跟着自己的习惯走好，那就是佛法给你带来的利益好。</w:t>
+              <w:t>[01:00:18.960] 啊，我们要去……练习（觉察）呢，啊，这个（在）家（的）（贤友），啊，这个时代呢，非常的浮躁啊，这个时代呢，有很多的这个……变异啊，有很多的不可控的因素在出现。越是这样，越是需要我们保持一种啊平静的心哈，不（能）……（失）（去）……不浮躁的心才能够对付这个浮躁的世界啊。那么怎样才能可以平静呢？就是你对自己的每个当下（保持）觉察。啊，不跟着自己的习惯走好，那就是佛法给你带来的利益好。</w:t>
             </w:r>
           </w:p>
         </w:tc>
@@ -14882,7 +14882,7 @@
                 <w:color w:val="333333"/>
                 <w:sz w:val="22"/>
               </w:rPr>
-              <w:t>[00:01:05.100] 今天呢，我们继续来学习《大念处经》啊（整理注记：转写“大印处经”），身念处（整理注记：转写“生念处”）的七种啊，正知哈。</w:t>
+              <w:t>[00:01:05.100] 今天呢，我们继续来学习《大念处经》啊，身念处的七种啊，正知哈。</w:t>
             </w:r>
           </w:p>
         </w:tc>
@@ -14930,7 +14930,7 @@
                 <w:color w:val="333333"/>
                 <w:sz w:val="22"/>
               </w:rPr>
-              <w:t>[00:01:15.580] 嗯，昨天我们（整理注记：转写“我是”）学习了啊，身体向前、向旁边看啊，所需要的四种正知（整理注记：转写“认知”）。啊，今天来学习呢，（是）身体呢啊，屈伸手足的时候（整理注记：转写“手扶”）所需要的四种正知（整理注记：转写“正势”）。啊，屈伸手足，就是我们讲说你动手动脚的时候。简单来讲，因为一般呢，这个比库呢（整理注记：转写“底部”，欠清晰），真正（具）正知（的）……不会乱动手动脚（整理注记：转写欠清晰）。对，那么我们大家呢，就是习惯会动手动脚（整理注记：转写“习会习惯”）。动手动脚的时候，如果没有正知、正念正知呢，就容易出问题啊。</w:t>
+              <w:t>[00:01:15.580] 嗯，昨天我们学习了啊，身体向前、向旁边看啊，所需要的四种正知。啊，今天来学习呢，（是）身体呢啊，屈伸手足的时候所需要的四种正知。啊，屈伸手足，就是我们讲说你动手动脚的时候。简单来讲，因为一般呢，这个比库呢，真正（具）正知（的）……不会乱动手动脚（整理注记：转写欠清晰）。对，那么我们大家呢，就是习惯会动手动脚。动手动脚的时候，如果没有正知、正念正知呢，就容易出问题啊。</w:t>
             </w:r>
           </w:p>
         </w:tc>
@@ -14978,7 +14978,7 @@
                 <w:color w:val="333333"/>
                 <w:sz w:val="22"/>
               </w:rPr>
-              <w:t>[00:02:00.420] 那由于（正）知呢（整理注记：转写“认知”），就是针对任何的身体的动作啊，那比库（整理注记：转写“比性子”）在屈伸的角度啊，那要先考虑有没有利益，（再）采取有利益的（动作）……怎么做啊？那那对于我们禅修者（整理注记：转写“成行者”）来讲呢，啊，弯曲或者伸直你的手或者脚啊，这个对禅修的坐姿其实蛮重要。对你什么时候这个弯曲，什么时候伸直啊，啊，你怎样用弯曲伸直的方式来调适（整理注记：转写“调试”）自己身体的这个姿势，然后让我们的禅修啊变得这个顺利而且可以持久。啊，那这个身体呢，只要舒适，你的心呢就能够安住。如果身体不能舒适呢，心是很难安住的，好。</w:t>
+              <w:t>[00:02:00.420] 那由于（正）知呢，就是针对任何的身体的动作啊，那比库在屈伸的角度啊，那要先考虑有没有利益，（再）采取有利益的（动作）……怎么做啊？那那对于我们禅修者来讲呢，啊，弯曲或者伸直你的手或者脚啊，这个对禅修的坐姿其实蛮重要。对你什么时候这个弯曲，什么时候伸直啊，啊，你怎样用弯曲伸直的方式来调适自己身体的这个姿势，然后让我们的禅修啊变得这个顺利而且可以持久。啊，那这个身体呢，只要舒适，你的心呢就能够安住。如果身体不能舒适呢，心是很难安住的，好。</w:t>
             </w:r>
           </w:p>
         </w:tc>
@@ -15037,7 +15037,7 @@
                 <w:color w:val="333333"/>
                 <w:sz w:val="22"/>
               </w:rPr>
-              <w:t>[00:03:03.960] 那我说你可以这样，就是你（先坐）一个半小时这样啊（整理注记：转写“走走一个半小时”，欠清晰），然后开始觉得（疼）……不要等到你受不了的时候啊（整理注记：转写欠清晰），就基本上你才能够……（安）（住）（整理注记：转写“按住”，欠清晰）。那这个疼痛开始了，那就（改）跪（坐）起来（整理注记：转写欠清晰），你再……（改）（坐）（姿）（整理注记：转写“龟缩”，欠清晰）。啊，就从（原来）这个盘腿来坐这种屈的方式（整理注记：转写欠清晰），到跪坐这种屈的方式。啊，这个跪至少跪半个小时（整理注记：转写“没感兴趣”，欠清晰）对吧，那从一个半小时到两个小时。啊，然后过一半小时（觉得）不行啊，再（起）来。站起来，站个把小时没问题吧？哎，三小时就出来了。对，你从一个半小时就（延）到（两）小时（整理注记：转写“就到半小时”）。</w:t>
+              <w:t>[00:03:03.960] 那我说你可以这样，就是你（先坐）一个半小时这样啊，然后开始觉得（疼）……不要等到你受不了的时候啊（整理注记：转写欠清晰），就基本上你才能够……（安）（住）。那这个疼痛开始了，那就（改）跪（坐）起来（整理注记：转写欠清晰），你再……（改）（坐）（姿）。啊，就从（原来）这个盘腿来坐这种屈的方式（整理注记：转写欠清晰），到跪坐这种屈的方式。啊，这个跪至少跪半个小时对吧，那从一个半小时到两个小时。啊，然后过一半小时（觉得）不行啊，再（起）来。站起来，站个把小时没问题吧？哎，三小时就出来了。对，你从一个半小时就（延）到（两）小时。</w:t>
             </w:r>
           </w:p>
           <w:p>
@@ -15057,7 +15057,7 @@
                 <w:color w:val="333333"/>
                 <w:sz w:val="22"/>
               </w:rPr>
-              <w:t>[00:03:48.520] 啊，就是这种（调整）的方式呢啊（整理注记：转写“区分”），你要合理地去使用、去运用呢，就可以啊（循序渐进地）（整理注记：转写“强求忽视的”，欠清晰）进行啊。因为我们的目的不是你的（坐姿）（有多）（好）（整理注记：转写“你的知识有多好”），而是在于说你长期能不能稳定啊。所以那么就是先适当地……解决这个屈（腿）（整理注记：转写“屈身”）的问题了。</w:t>
+              <w:t>[00:03:48.520] 啊，就是这种（调整）的方式呢啊，你要合理地去使用、去运用呢，就可以啊（循序渐进地）进行啊。因为我们的目的不是你的（坐姿）（有多）（好），而是在于说你长期能不能稳定啊。所以那么就是先适当地……解决这个屈（腿）的问题了。</w:t>
             </w:r>
           </w:p>
           <w:p>
@@ -15077,7 +15077,7 @@
                 <w:color w:val="333333"/>
                 <w:sz w:val="22"/>
               </w:rPr>
-              <w:t>[00:04:10.240] 那包括我们有一些禅修者呢（整理注记：转写“残疾者”，欠清晰），就是这个身体会疼痛了啊。那身体的疼痛呢？你现在是（在）修止禅（整理注记：转写“修自强”）？那（你）修止禅（整理注记：转写“修补茶”）的时候呢，就是你的心呢，要能够持续地在你的业处（整理注记：转写“行业内展”）上，那才能持续进步了。啊，那如果是说你身体一痛，那你就去观察那个痛，对吧？那你的痛呢是会减轻的，但是你的业处（整理注记：转写“腋臭”）就不在那个（业处所缘）（整理注记：转写“直肠口”，欠清晰）边上了，你就在那个痛痛痛痛痛上了。对对，那么这个对于你想……磨（练）……（腿）（功）（的人）呢（整理注记：转写“刨你想刨那个那个那个腿的人”，欠清晰），啊，这是适合的。所以，</w:t>
+              <w:t>[00:04:10.240] 那包括我们有一些禅修者呢，就是这个身体会疼痛了啊。那身体的疼痛呢？你现在是（在）修止禅？那（你）修止禅的时候呢，就是你的心呢，要能够持续地在你的业处上，那才能持续进步了。啊，那如果是说你身体一痛，那你就去观察那个痛，对吧？那你的痛呢是会减轻的，但是你的业处就不在那个（业处所缘）边上了，你就在那个痛痛痛痛痛上了。对对，那么这个对于你想……磨（练）……（腿）（功）（的人）呢，啊，这是适合的。所以，</w:t>
             </w:r>
           </w:p>
           <w:p>
@@ -15097,7 +15097,7 @@
                 <w:color w:val="333333"/>
                 <w:sz w:val="22"/>
               </w:rPr>
-              <w:t>[00:04:54.730] 你要搞清楚，这个时候你是准备磨腿（整理注记：转写“绑腿”）呢，还是准备提升你的禅修定力。要提升你的禅修定力，那你该……（精）（简）（整理注记：转写“该升就升了”，欠清晰）就……省了，该站起来的站起来，该……那你说，我不是讲了怎么着，我这（个）姿势（整理注记：转写“战吃”，欠清晰）……（不动）（才）（好）……那个是好嘛？好的时候呢，就……不（去）……（管）（它）（整理注记：转写“不这个耶稣了”，欠清晰）……了。</w:t>
+              <w:t>[00:04:54.730] 你要搞清楚，这个时候你是准备磨腿呢，还是准备提升你的禅修定力。要提升你的禅修定力，那你该……（精）（简）就……省了，该站起来的站起来，该……那你说，我不是讲了怎么着，我这（个）姿势……（不动）（才）（好）……那个是好嘛？好的时候呢，就……不（去）……（管）（它）……了。</w:t>
             </w:r>
           </w:p>
           <w:p>
@@ -15117,7 +15117,7 @@
                 <w:color w:val="333333"/>
                 <w:sz w:val="22"/>
               </w:rPr>
-              <w:t>[00:05:16.900] ……（就）是就管它，沉进去深入啊。你看它这个痛呢，真是丰富多彩的，它无限缤纷啊。而且这个痛的特点呢，就是你只要呃这个一看它，它就没有。举个例子，那个（痛）你伸进去深入进去，你观察那个痛呢，就像（伸手进去）一样（整理注记：转写“就像手一样”，欠清晰）。……（整理注记：转写“吃舍呀”，欠清晰）你观察那个（痛）（整理注记：转写“失色”，欠清晰），那……它很快就没了。它会换一种方（式出）现（整理注记：转写“方射出”），换一个这……随机的那种痛啊。那你发现它是随机的痛，那……不会（是）随机（不变）的，就那个它肯定（会变）（整理注记：转写欠清晰）……的那种感觉。</w:t>
+              <w:t>[00:05:16.900] ……（就）是就管它，沉进去深入啊。你看它这个痛呢，真是丰富多彩的，它无限缤纷啊。而且这个痛的特点呢，就是你只要呃这个一看它，它就没有。举个例子，那个（痛）你伸进去深入进去，你观察那个痛呢，就像（伸手进去）一样。……你观察那个（痛），那……它很快就没了。它会换一种方（式出）现，换一个这……随机的那种痛啊。那你发现它是随机的痛，那……不会（是）随机（不变）的，就那个它肯定（会变）（整理注记：转写欠清晰）……的那种感觉。</w:t>
             </w:r>
           </w:p>
           <w:p>
@@ -15137,7 +15137,7 @@
                 <w:color w:val="333333"/>
                 <w:sz w:val="22"/>
               </w:rPr>
-              <w:t>[00:05:51.780] 好，那这个观察的意思是什么呢？就是说，我们认为这个痛是一个整体的，你……没有分析的那种一种不舒适，你认为（如此）。而且你会发现呢，那个所谓的痛、无法忍受的痛，更重要的是你的心不忍受，无法忍受。而这个痛呢，当你再次观察时候，它也是有不舒适的感觉，但是呢，它跟你的心并不建立那种排斥的关系。啊，这个你可以深入去观察，然后这个过程呢，它就是（练）腿（的）（过）（程）（整理注记：转写“liquid腿子”，欠清晰），</w:t>
+              <w:t>[00:05:51.780] 好，那这个观察的意思是什么呢？就是说，我们认为这个痛是一个整体的，你……没有分析的那种一种不舒适，你认为（如此）。而且你会发现呢，那个所谓的痛、无法忍受的痛，更重要的是你的心不忍受，无法忍受。而这个痛呢，当你再次观察时候，它也是有不舒适的感觉，但是呢，它跟你的心并不建立那种排斥的关系。啊，这个你可以深入去观察，然后这个过程呢，它就是（练）腿（的）（过）（程），</w:t>
             </w:r>
           </w:p>
           <w:p>
@@ -15157,7 +15157,7 @@
                 <w:color w:val="333333"/>
                 <w:sz w:val="22"/>
               </w:rPr>
-              <w:t>[00:06:24.280] 同时呢，你能够观察（痛）本身是无常（整理注记：转写“无形”）的好。所以那你这个时候呢，你就可以保持你那个（盘）（屈）的姿势啊（整理注记：转写“屈的姿势”），因为你（盘）腿……姿势最好是（不）……动啊（整理注记：转写欠清晰）。所以它这个时候……在这种状态下是不改变姿势（是）有益的啊。</w:t>
+              <w:t>[00:06:24.280] 同时呢，你能够观察（痛）本身是无常的好。所以那你这个时候呢，你就可以保持你那个（盘）（屈）的姿势啊，因为你（盘）腿……姿势最好是（不）……动啊（整理注记：转写欠清晰）。所以它这个时候……在这种状态下是不改变姿势（是）有益的啊。</w:t>
             </w:r>
           </w:p>
           <w:p>
@@ -15236,7 +15236,7 @@
                 <w:color w:val="333333"/>
                 <w:sz w:val="22"/>
               </w:rPr>
-              <w:t>[00:10:12.120] 啊，第三个就是行处正知嘛。啊，行处正知呢，我们举一个这个……很著名的一个大长老啊。他这个有时候呢，他跟弟子们说话。啊……后他动了手（臂）（整理注记：转写“动了手”），动了手（臂）完了以后呢，……（发现失了正念）（整理注记：转写“非常痛”，欠清晰），（他就把手臂放回去）重复来一下啊（整理注记：转写欠清晰，义注谓：快速弯曲手臂后又将手臂置于原位，再缓慢弯曲）。那这个……重复来一下，然后再慢慢地放……（回）（去）（整理注记：转写“放一下”，欠清晰），</w:t>
+              <w:t>[00:10:12.120] 啊，第三个就是行处正知嘛。啊，行处正知呢，我们举一个这个……很著名的一个大长老啊。他这个有时候呢，他跟弟子们说话。啊……后他动了手（臂），动了手（臂）完了以后呢，……（发现失了正念），（他就把手臂放回去）重复来一下啊（整理注记：转写欠清晰，义注谓：快速弯曲手臂后又将手臂置于原位，再缓慢弯曲）。那这个……重复来一下，然后再慢慢地放……（回）（去），</w:t>
             </w:r>
           </w:p>
         </w:tc>
@@ -15284,7 +15284,7 @@
                 <w:color w:val="333333"/>
                 <w:sz w:val="22"/>
               </w:rPr>
-              <w:t>[00:10:35.190] 然后弟子就会问他说，诶，你刚才就为什么快速（弯）起（来）（整理注记：转写“关起”），然后又放回去呢。他说，就是各位（贤友）（整理注记：转写“朋友”）啊，自从我开始……（持）（守）（整理注记：转写“修炼”）这个身念处（整理注记：转写“生念处”）以来啊，我到目前为止还不曾以（与）不专注禅修业处（整理注记：转写“不专注禅修接触”，欠清晰）的心弯起手臂啊。那这个……先把这个手……放回（原位）（整理注记：转写“放回归能”，欠清晰），再把它弯起来、放回去啊。就是这个……开始的时候，哎，他……（发现）（失了）（业处）（整理注记：转写“没有再帮助页去看”，欠清晰），然后他退回去重新来一遍好。</w:t>
+              <w:t>[00:10:35.190] 然后弟子就会问他说，诶，你刚才就为什么快速（弯）起（来），然后又放回去呢。他说，就是各位（贤友）啊，自从我开始……（持）（守）这个身念处以来啊，我到目前为止还不曾以（与）不专注禅修业处的心弯起手臂啊。那这个……先把这个手……放回（原位），再把它弯起来、放回去啊。就是这个……开始的时候，哎，他……（发现）（失了）（业处），然后他退回去重新来一遍好。</w:t>
             </w:r>
           </w:p>
         </w:tc>
@@ -15332,7 +15332,7 @@
                 <w:color w:val="333333"/>
                 <w:sz w:val="22"/>
               </w:rPr>
-              <w:t>[00:11:10.040] 所以就是说我们要养成一个习惯。如果我们……观察到自己的手脚……动动手……，你怎么加强这个印象呢？重新来一遍，再来一遍，重复两次完之后，你就记住了啊。就是跟我们前面讲的前进后退（整理注记：即前进返回）的那个是一样的。嗯，错了就重新来。包括我们（做）……（数）（息）（整理注记：转写“做学习”，欠清晰）也是这样，你数（息）……（外念）出来，（觉察）出来就停下来啊（整理注记：转写“数到外面出来，外面出来就停下来”，欠清晰），重新来啊。</w:t>
+              <w:t>[00:11:10.040] 所以就是说我们要养成一个习惯。如果我们……观察到自己的手脚……动动手……，你怎么加强这个印象呢？重新来一遍，再来一遍，重复两次完之后，你就记住了啊。就是跟我们前面讲的前进后退（整理注记：即前进返回）的那个是一样的。嗯，错了就重新来。包括我们（做）……（数）（息）也是这样，你数（息）……（外念）出来，（觉察）出来就停下来啊，重新来啊。</w:t>
             </w:r>
           </w:p>
         </w:tc>
@@ -15380,7 +15380,7 @@
                 <w:color w:val="333333"/>
                 <w:sz w:val="22"/>
               </w:rPr>
-              <w:t>[00:11:38.780] 那无痴正知（整理注记：转写“无视认知”）呢，也是讲，当我们身体动作的时候，你要能看到这个身体的……这个被带动（色）（和）带动（色）（整理注记：转写“被带动色和带动社团”），就是……关联（整理注记：转写“连欢”）到那个五蕴啊，五蕴的以及五蕴（身体的）因，这个是无痴正知的啊。但是对，</w:t>
+              <w:t>[00:11:38.780] 那无痴正知呢，也是讲，当我们身体动作的时候，你要能看到这个身体的……这个被带动（色）（和）带动（色），就是……关联到那个五蕴啊，五蕴的以及五蕴（身体的）因，这个是无痴正知的啊。但是对，</w:t>
             </w:r>
           </w:p>
         </w:tc>
@@ -15428,7 +15428,7 @@
                 <w:color w:val="333333"/>
                 <w:sz w:val="22"/>
               </w:rPr>
-              <w:t>[00:11:57.640] 我们日常的，如果你观察不到这个五蕴呢，你第一个要……（做）（的）（整理注记：转写欠清晰），……（就）……（是）……观察（整理注记：转写“正面观察”，欠清晰）你的这个身体为什么要这样（动作）……（生）（起）（整理注记：转写“升起来”，欠清晰）啊。如果你……（有）……（不）……（合）（宜）（整理注记：转写“听到一个不适合的”，欠清晰）的……举止哈，你看看你自己是不是有这个习惯。那这个习惯呢，如果你觉得可能会带来不适宜的后果，那你觉得应该怎么去调整它。那我们去想想古代（大）（长）（老）（整理注记：转写“古代大家老”，欠清晰）……是（怎么）来去调整的啊，然后你做一下这个调整啊。那这也是一种啊，我们没有（观智）（整理注记：转写“官制”）情况下的这种，</w:t>
+              <w:t>[00:11:57.640] 我们日常的，如果你观察不到这个五蕴呢，你第一个要……（做）（的）（整理注记：转写欠清晰），……（就）……（是）……观察你的这个身体为什么要这样（动作）……（生）（起）啊。如果你……（有）……（不）……（合）（宜）的……举止哈，你看看你自己是不是有这个习惯。那这个习惯呢，如果你觉得可能会带来不适宜的后果，那你觉得应该怎么去调整它。那我们去想想古代（大）（长）（老）……是（怎么）来去调整的啊，然后你做一下这个调整啊。那这也是一种啊，我们没有（观智）情况下的这种，</w:t>
             </w:r>
           </w:p>
         </w:tc>
@@ -15476,7 +15476,7 @@
                 <w:color w:val="333333"/>
                 <w:sz w:val="22"/>
               </w:rPr>
-              <w:t>[00:12:29.840] 无痴正知（整理注记：转写“无耻站姿”）了啊。</w:t>
+              <w:t>[00:12:29.840] 无痴正知了啊。</w:t>
             </w:r>
           </w:p>
         </w:tc>
@@ -15535,7 +15535,7 @@
                 <w:color w:val="333333"/>
                 <w:sz w:val="22"/>
               </w:rPr>
-              <w:t>[00:25:50.050] 那么对于这个（比库）来讲呢（整理注记：转写欠清晰），我们必须思维四资具（整理注记：转写“四字句”）里面取用（整理注记：转写“取动”）食物的这种八个项目里面……（的）（哪）（些）（整理注记：转写“里面什么”，欠清晰）。</w:t>
+              <w:t>[00:25:50.050] 那么对于这个（比库）来讲呢（整理注记：转写欠清晰），我们必须思维四资具里面取用食物的这种八个项目里面……（的）（哪）（些）。</w:t>
             </w:r>
           </w:p>
         </w:tc>
@@ -15583,7 +15583,7 @@
                 <w:color w:val="333333"/>
                 <w:sz w:val="22"/>
               </w:rPr>
-              <w:t>[00:25:58.660] 啊，我们取用食物不是为了嬉戏，不是为了骄慢，不是为了装饰，不是为了庄严，只是为了这个身体住立、存续（整理注记：转写“身体助力存续”）啊，为了停止伤害——就是停止饥饿的这种伤害，为了（资）（助）（梵）（行）（整理注记：转写“吃住放行”）啊。啊，就以此呢，我将消除旧受，……（并）……（使）……新受不生（整理注记：转写“不新受不生”，欠清晰）啊，</w:t>
+              <w:t>[00:25:58.660] 啊，我们取用食物不是为了嬉戏，不是为了骄慢，不是为了装饰，不是为了庄严，只是为了这个身体住立、存续啊，为了停止伤害——就是停止饥饿的这种伤害，为了（资）（助）（梵）（行）啊。啊，就以此呢，我将消除旧受，……（并）……（使）……新受不生啊，</w:t>
             </w:r>
           </w:p>
         </w:tc>
@@ -15631,7 +15631,7 @@
                 <w:color w:val="333333"/>
                 <w:sz w:val="22"/>
               </w:rPr>
-              <w:t>[00:26:18.170] ……（我将维持）……（生命、无）……（过）……且安住啊（整理注记：转写“不过且安住”）。就……我每天念诵这个省思文啊（整理注记：转写“醒思文”），就是在理论上呢，是你每吃一口都要省思一下。啊，但是呢，这个你若果忘记省思呢，你在每天的……（第）（一）（餐）（整理注记：转写“冥想”，欠清晰）之前一定要省思啊，不然就叫欠债受用。</w:t>
+              <w:t>[00:26:18.170] ……（我将维持）……（生命、无）……（过）……且安住啊。就……我每天念诵这个省思文啊，就是在理论上呢，是你每吃一口都要省思一下。啊，但是呢，这个你若果忘记省思呢，你在每天的……（第）（一）（餐）之前一定要省思啊，不然就叫欠债受用。</w:t>
             </w:r>
           </w:p>
         </w:tc>
@@ -15690,7 +15690,7 @@
                 <w:color w:val="333333"/>
                 <w:sz w:val="22"/>
               </w:rPr>
-              <w:t>[00:43:05.500] 都要保持正知（整理注记：转写“保持正直”）啊，这要记住四种正知啊，就在四威仪里面啊，都保持正知（整理注记：转写“正直”）啊。那其实呢，这个……站立、行走、坐（立）……就这些呢，就等于说是对前面的那个六组的啊，那个……正知（整理注记：转写欠清晰）……做一个整合了。</w:t>
+              <w:t>[00:43:05.500] 都要保持正知啊，这要记住四种正知啊，就在四威仪里面啊，都保持正知啊。那其实呢，这个……站立、行走、坐（立）……就这些呢，就等于说是对前面的那个六组的啊，那个……正知（整理注记：转写欠清晰）……做一个整合了。</w:t>
             </w:r>
           </w:p>
         </w:tc>
@@ -15769,7 +15769,7 @@
                 <w:color w:val="333333"/>
                 <w:sz w:val="22"/>
               </w:rPr>
-              <w:t>[00:07:00.400] 那同样呢，你这个……啊，这个有人这个腿受伤了。啊，腿受伤呢（整理注记：转写“腿瘦单”）？那这个……就觉得那我也要练习一下，因为我要训练这个腿受伤，以后我是不是也能够坚持？哎，这就不符合这个医学道理了。你腿受伤，那就是（要）（休养）（整理注记：转写“就是痒”，欠清晰），对，不是？这……就是……（强求）（练）（腿）（整理注记：转写欠清晰）……有益啊。但是……你这样搞下去，你的（腿）……不了（整理注记：转写“你的土不了”，欠清晰）。对，那就不要用它，那就不（适宜），对吧。</w:t>
+              <w:t>[00:07:00.400] 那同样呢，你这个……啊，这个有人这个腿受伤了。啊，腿受伤呢？那这个……就觉得那我也要练习一下，因为我要训练这个腿受伤，以后我是不是也能够坚持？哎，这就不符合这个医学道理了。你腿受伤，那就是（要）（休养），对，不是？这……就是……（强求）（练）（腿）（整理注记：转写欠清晰）……有益啊。但是……你这样搞下去，你的（腿）……不了。对，那就不要用它，那就不（适宜），对吧。</w:t>
             </w:r>
           </w:p>
           <w:p>
@@ -15789,7 +15789,7 @@
                 <w:color w:val="333333"/>
                 <w:sz w:val="22"/>
               </w:rPr>
-              <w:t>[00:07:34.220] 那这个……再一个呢，比如说这个一会儿呢，我们大家（要站）……（整齐）（整理注记：转写“不等”，欠清晰），今天十五啊，这个大家站在一起。好，那这个……这个也要注意了啊。这个比库啊（整理注记：转写“底部”），或者男众啊，就不适合在女众（跟前）去（伸展）（整理注记：转写“去唱”，欠清晰）。啊，然后大家一动起来，你这个手（一）……动（整理注记：转写“手不动”），你就碰到人家身体了。哎，那这就很麻烦。所以在这个斯里兰卡（整理注记：转写“斯想法”）当时……有有一次这个……寺院活动啊。啊，那这比库呢啊，就这个和你一样啊，它就啊这个站在一起受戒嘛（整理注记：转写“受精”）好。啊，然后呢，比库就站在比库的后面（整理注记：转写欠清晰）。</w:t>
+              <w:t>[00:07:34.220] 那这个……再一个呢，比如说这个一会儿呢，我们大家（要站）……（整齐），今天十五啊，这个大家站在一起。好，那这个……这个也要注意了啊。这个比库啊，或者男众啊，就不适合在女众（跟前）去（伸展）。啊，然后大家一动起来，你这个手（一）……动，你就碰到人家身体了。哎，那这就很麻烦。所以在这个斯里兰卡当时……有有一次这个……寺院活动啊。啊，那这比库呢啊，就这个和你一样啊，它就啊这个站在一起受戒嘛好。啊，然后呢，比库就站在比库的后面（整理注记：转写欠清晰）。</w:t>
             </w:r>
           </w:p>
           <w:p>
@@ -15809,7 +15809,7 @@
                 <w:color w:val="333333"/>
                 <w:sz w:val="22"/>
               </w:rPr>
-              <w:t>[00:08:26.000] 那时候，有一位年轻的比库啊（整理注记：转写“比托”），他在（膝）盖后面可能痒了（整理注记：转写“接头后面”，欠清晰），身体痒了，他就没有看后面，就伸手了（整理注记：转写“伸走了”）。他一伸过去，就……（碰）（到）……（人的）（身体）（整理注记：转写“就看到那个一个胸部”，欠清晰）。完了以后他就……才才开始修习（整理注记：转写“休息”，欠清晰），第二天就还俗了（整理注记：转写“还球了”），</w:t>
+              <w:t>[00:08:26.000] 那时候，有一位年轻的比库啊，他在（膝）盖后面可能痒了，身体痒了，他就没有看后面，就伸手了。他一伸过去，就……（碰）（到）……（人的）（身体）。完了以后他就……才才开始修习，第二天就还俗了，</w:t>
             </w:r>
           </w:p>
         </w:tc>
@@ -15857,7 +15857,7 @@
                 <w:color w:val="333333"/>
                 <w:sz w:val="22"/>
               </w:rPr>
-              <w:t>[00:08:44.920] 对。那就说另外一个比库呢（整理注记：转写“底部”），烤火了。就烤火呢，他就打妄想（整理注记：转写“打乱想”）。烤着烤着一个脚就……（伸）（进）（火）（里）（整理注记：转写“掉，灭火”，欠清晰）。……（差）（点）（整理注记：转写欠清晰）把脚烧坏掉。啊，呃，这个就是烤火，对他来讲，真冷天是适宜的，还（是）有弊的。但是呢，他没有把那个脚（收）出来（整理注记：转写“放出来”），（因为）他打妄想……一下，所以他这个脚就烧了，烧起泡了啊。</w:t>
+              <w:t>[00:08:44.920] 对。那就说另外一个比库呢，烤火了。就烤火呢，他就打妄想。烤着烤着一个脚就……（伸）（进）（火）（里）。……（差）（点）（整理注记：转写欠清晰）把脚烧坏掉。啊，呃，这个就是烤火，对他来讲，真冷天是适宜的，还（是）有弊的。但是呢，他没有把那个脚（收）出来，（因为）他打妄想……一下，所以他这个脚就烧了，烧起泡了啊。</w:t>
             </w:r>
           </w:p>
         </w:tc>
@@ -15905,7 +15905,7 @@
                 <w:color w:val="333333"/>
                 <w:sz w:val="22"/>
               </w:rPr>
-              <w:t>[00:09:12.780] 那这个还有一位比库呢（整理注记：转写“比触”），就是……一般我们就是对于众生（栖息）的这些住处啊（整理注记：转写“生物的这些住处”）……（要）（知）（道）（整理注记：转写欠清晰），比库（整理注记：转写“比触”）是不能破坏的，哪怕就是这个树叶子，我们都不能够去摘它，对吧，啊，就不能破坏（众生的居所）（整理注记：转写“生存”）。那这个有个比库呢，他看到了一个蚂蚁窝（整理注记：转写“蚂蚁球”），他就……凑了个去（整理注记：转写“吃了个去”，欠清晰）。另外（就是），他觉得没人看到蚂蚁（窝）。那……（一）（弄）（整理注记：转写“几回去”，欠清晰），结果那个蚂蚁窝一下……（搅）（动）……把老蛇（惹得）跑出来了（整理注记：转写“把老蛇跑出来了”，欠清晰），又把蚂蚁（窝）（里）（的东西）（整理注记：转写“蚂蚁东西”）……弄死掉了。啊，那这个呢，就是说这个就是不适宜的事情是不能做。我们（是）在……适宜的地方才适合啊……舒展你的肢体呀，在不适合的地方就不恰当。</w:t>
+              <w:t>[00:09:12.780] 那这个还有一位比库呢，就是……一般我们就是对于众生（栖息）的这些住处啊……（要）（知）（道）（整理注记：转写欠清晰），比库是不能破坏的，哪怕就是这个树叶子，我们都不能够去摘它，对吧，啊，就不能破坏（众生的居所）。那这个有个比库呢，他看到了一个蚂蚁窝，他就……凑了个去。另外（就是），他觉得没人看到蚂蚁（窝）。那……（一）（弄），结果那个蚂蚁窝一下……（搅）（动）……把老蛇（惹得）跑出来了，又把蚂蚁（窝）（里）（的东西）……弄死掉了。啊，那这个呢，就是说这个就是不适宜的事情是不能做。我们（是）在……适宜的地方才适合啊……舒展你的肢体呀，在不适合的地方就不恰当。</w:t>
             </w:r>
           </w:p>
         </w:tc>
@@ -15953,7 +15953,7 @@
                 <w:color w:val="333333"/>
                 <w:sz w:val="22"/>
               </w:rPr>
-              <w:t>[00:09:56.950] 所以那个时候呢，我们就是……你一个……有正念的人，当你这个屈伸手脚（整理注记：转写“缺手踢脚”）的时候，你就是要观察你的手……（往）（后）（整理注记：转写“在向后”）——你（要）知道后面没有人啊，不然我们就会碰到别人哦，对。</w:t>
+              <w:t>[00:09:56.950] 所以那个时候呢，我们就是……你一个……有正念的人，当你这个屈伸手脚的时候，你就是要观察你的手……（往）（后）——你（要）知道后面没有人啊，不然我们就会碰到别人哦，对。</w:t>
             </w:r>
           </w:p>
         </w:tc>
@@ -16012,7 +16012,7 @@
                 <w:color w:val="333333"/>
                 <w:sz w:val="22"/>
               </w:rPr>
-              <w:t>[00:22:54.525] 会送给他们绷带和罐装的药。啊，那有些受难者呢（整理注记：转写“受望者”），得到厚的绷带和像样的药罐（整理注记：转写欠清晰），有些呢，是得到薄的绷带和（形）（状）（残）（缺）（的）（药）（罐）（整理注记：转写“畸形的药罐”，欠清晰）。他们之中呢，没有人会由于所得到的绷带和药罐而感到欢喜和沮丧，因为他们只是要用绷带来包扎伤口，用药罐来……存放药物啊。那么就是……你虽然不能够……用名色（整理注记：转写“迷色”）啊，以及名色之因（整理注记：转写“名色之音”）的角度来观察你的钵（整理注记：转写“波”）和托钵的过程，但是呢，你可以通过这个……我们日常的这个无痴正知（整理注记：转写“无事正知”）呢，把这个袈裟呢视为是绷带啊，就……（包扎）我们这个浑身……（充满）（病痛）（整理注记：转写欠清晰）的五蕴啊、五蕴之身啊。把钵呢视为药罐啊，那把钵里的食物呢视为药啊。</w:t>
+              <w:t>[00:22:54.525] 会送给他们绷带和罐装的药。啊，那有些受难者呢，得到厚的绷带和像样的药罐（整理注记：转写欠清晰），有些呢，是得到薄的绷带和（形）（状）（残）（缺）（的）（药）（罐）。他们之中呢，没有人会由于所得到的绷带和药罐而感到欢喜和沮丧，因为他们只是要用绷带来包扎伤口，用药罐来……存放药物啊。那么就是……你虽然不能够……用名色啊，以及名色之因的角度来观察你的钵和托钵的过程，但是呢，你可以通过这个……我们日常的这个无痴正知呢，把这个袈裟呢视为是绷带啊，就……（包扎）我们这个浑身……（充满）（病痛）（整理注记：转写欠清晰）的五蕴啊、五蕴之身啊。把钵呢视为药罐啊，那把钵里的食物呢视为药啊。</w:t>
             </w:r>
           </w:p>
         </w:tc>
@@ -16060,7 +16060,7 @@
                 <w:color w:val="333333"/>
                 <w:sz w:val="22"/>
               </w:rPr>
-              <w:t>[00:23:52.320] 那为什么把袈裟……（比）（作）（绷）（带）（呢）（整理注记：转写“分为分派”，欠清晰）？因为我们身体就是三十二身分嘛啊（整理注记：转写“三十生分”），这个……皮肤包起来的，里面充满了各种虫啊，粪啊、尿啊和各种不净物啊。那包起来嘛，不然就很难看，对吧。啊，而且浑身都是……（有）（孔）（穴）（整理注记：转写“九孔这类”，欠清晰）……，……（流）（不）（净）（之）（物）（整理注记：转写“有个龙西啊，这不幸之物”，欠清晰）啊。啊，那么把钵（整理注记：转写“锅”）当做药罐，把钵（整理注记：转写“锅”）里的食物当成药啊，无论食物好吃不好吃啊，我们都是为了治病啊，啊，治病就没有好吃的（了），说实在的。所以不应该抱怨呢啊。所以那么我们举办一次这样的禅修营都是很不容易的啊。</w:t>
+              <w:t>[00:23:52.320] 那为什么把袈裟……（比）（作）（绷）（带）（呢）？因为我们身体就是三十二身分嘛啊，这个……皮肤包起来的，里面充满了各种虫啊，粪啊、尿啊和各种不净物啊。那包起来嘛，不然就很难看，对吧。啊，而且浑身都是……（有）（孔）（穴）……，……（流）（不）（净）（之）（物）啊。啊，那么把钵当做药罐，把钵里的食物当成药啊，无论食物好吃不好吃啊，我们都是为了治病啊，啊，治病就没有好吃的（了），说实在的。所以不应该抱怨呢啊。所以那么我们举办一次这样的禅修营都是很不容易的啊。</w:t>
             </w:r>
           </w:p>
         </w:tc>
@@ -16108,7 +16108,7 @@
                 <w:color w:val="333333"/>
                 <w:sz w:val="22"/>
               </w:rPr>
-              <w:t>[00:24:31.335] 就是啊，这个……百花古寺的常住啊，或者这个……药师大和尚啊，还有僧团啊，这个……（大家）……赶工……一个月（、）赶了三个月的活，对吧。啊，工程队也很付出，大家知道大年三十他们还在干活啊。那目的呢，就是让大家能够安乐无忧地在这里能够（禅）（修）（整理注记：转写“持修”）一段时间。所以我们心存感恩的心啊，然后这个……就每天一想到这个呢，就没有抱怨，就在佛陀的教法中来精进修行。</w:t>
+              <w:t>[00:24:31.335] 就是啊，这个……百花古寺的常住啊，或者这个……药师大和尚啊，还有僧团啊，这个……（大家）……赶工……一个月（、）赶了三个月的活，对吧。啊，工程队也很付出，大家知道大年三十他们还在干活啊。那目的呢，就是让大家能够安乐无忧地在这里能够（禅）（修）一段时间。所以我们心存感恩的心啊，然后这个……就每天一想到这个呢，就没有抱怨，就在佛陀的教法中来精进修行。</w:t>
             </w:r>
           </w:p>
         </w:tc>
@@ -16167,7 +16167,7 @@
                 <w:color w:val="333333"/>
                 <w:sz w:val="22"/>
               </w:rPr>
-              <w:t>[00:36:12.520] 我们要知道，你（要）……正常排便啊。这个……有些人的没有习惯啊，就是一般呢，我们都建议说你排便的要固定时间，也对你身体有……（好）（处）（整理注记：转写欠清晰）。就是什么（意思）呢，这个排便的（有规律是）（有）……益（的）（整理注记：转写“这个排便的要有益”）呢，就是你有固定时间排便，而你（的）……（时）……（间）……也好算啊（整理注记：转写“而你时间也好算”）。不然你就坐在那打坐……（当）……（中）……（想）……上厕所……诶，对，……（坐）……（着）……就不安稳啊（整理注记：转写“对坐就不安稳”）。所以你就……这个……尤其是上大（号）（整理注记：转写“上大后”），你最（好）……（规）（划）……一定（整理注记：转写“你最要规一定”，欠清晰），对吧。另外一个，你……（假）（设）……（下）……（午）（整理注记：转写欠清晰）……一共……（要）……（禅）（坐）（整理注记：转写“一共做了三个半小时”，欠清晰），然后你……（要）……（提）（前）……知道一下（整理注记：转写欠清晰）。……对……（整理注记：欠清晰）……给你（就）……（要）……起来了，对。所以你就是……你不会规划你的……排泄的这种安排，这个是你怎么样去排泄是有意义的，（是）……（要）……（考）（虑）（的）（整理注记：转写“要我们对”，欠清晰）……对啊，</w:t>
+              <w:t>[00:36:12.520] 我们要知道，你（要）……正常排便啊。这个……有些人的没有习惯啊，就是一般呢，我们都建议说你排便的要固定时间，也对你身体有……（好）（处）（整理注记：转写欠清晰）。就是什么（意思）呢，这个排便的（有规律是）（有）……益（的）呢，就是你有固定时间排便，而你（的）……（时）……（间）……也好算啊。不然你就坐在那打坐……（当）……（中）……（想）……上厕所……诶，对，……（坐）……（着）……就不安稳啊。所以你就……这个……尤其是上大（号），你最（好）……（规）（划）……一定，对吧。另外一个，你……（假）（设）……（下）……（午）（整理注记：转写欠清晰）……一共……（要）……（禅）（坐），然后你……（要）……（提）（前）……知道一下（整理注记：转写欠清晰）。……对……（整理注记：欠清晰）……给你（就）……（要）……起来了，对。所以你就是……你不会规划你的……排泄的这种安排，这个是你怎么样去排泄是有意义的，（是）……（要）……（考）（虑）（的）……对啊，</w:t>
             </w:r>
           </w:p>
           <w:p>
@@ -16187,7 +16187,7 @@
                 <w:color w:val="333333"/>
                 <w:sz w:val="22"/>
               </w:rPr>
-              <w:t>[00:36:57.385] 另外就是排泄……（也）……（有）……（标）（准）（整理注记：转写“排泄阶段”，欠清晰）。我们讲说……一个人的健康标准是什么呢？能吃、能睡、能（拉）（整理注记：转写“能吗”，欠清晰）。啊，（拉）……（得）……是正常的啊，这排便（成）型……对吧，一天两到三次。哎，很正常。所以这个……我……（这）……（些）……（天）……（就）……（会）……（发）……（现）……（整理注记：转写“我天嗯，你会我发现”）……这个人呢，他就脸上长疙瘩，然后这个口臭啊，放个（很）……臭（的）（屁）（整理注记：转写欠清晰）……臭啊。对，然后……边上的人不敢……（靠）……（近）（整理注记：转写“边上的人不敢来后就请诶”，欠清晰）……，他就是……这……（是）……排（便）……（整理注记：转写“排练不正常”）……不正常。那排便的（不）……正常……有些是他不懂得……（自）（己）（的）（问）（题）（整理注记：转写“他不懂得你的问题”，欠清晰），也不懂得他的这个……（怎）（么）（去）（安）（排）……他的这个排便问题。这个是一个大事儿，其实呢，它是不是小事儿？</w:t>
+              <w:t>[00:36:57.385] 另外就是排泄……（也）……（有）……（标）（准）。我们讲说……一个人的健康标准是什么呢？能吃、能睡、能（拉）。啊，（拉）……（得）……是正常的啊，这排便（成）型……对吧，一天两到三次。哎，很正常。所以这个……我……（这）……（些）……（天）……（就）……（会）……（发）……（现）…………这个人呢，他就脸上长疙瘩，然后这个口臭啊，放个（很）……臭（的）（屁）（整理注记：转写欠清晰）……臭啊。对，然后……边上的人不敢……（靠）……（近）……，他就是……这……（是）……排（便）…………不正常。那排便的（不）……正常……有些是他不懂得……（自）（己）（的）（问）（题），也不懂得他的这个……（怎）（么）（去）（安）（排）……他的这个排便问题。这个是一个大事儿，其实呢，它是不是小事儿？</w:t>
             </w:r>
           </w:p>
           <w:p>
@@ -16207,7 +16207,7 @@
                 <w:color w:val="333333"/>
                 <w:sz w:val="22"/>
               </w:rPr>
-              <w:t>[00:38:57.920] 呃，这个以前讲过了啊，就在缅甸有个真实的这样一个故事啊，就是有一位很有钱的施主啊，就是建了一座用柚木建的寺院啊，然后他就邀请很多比库（整理注记：转写“比部”）去住啊。那……说结果呢，这个……比库（整理注记：转写“比部”）去那住都死了。对这个……这个反正……（是）（真）（的）（整理注记：转写“去做故事”，欠清晰）……慢慢就没人敢去啊，</w:t>
+              <w:t>[00:38:57.920] 呃，这个以前讲过了啊，就在缅甸有个真实的这样一个故事啊，就是有一位很有钱的施主啊，就是建了一座用柚木建的寺院啊，然后他就邀请很多比库去住啊。那……说结果呢，这个……比库去那住都死了。对这个……这个反正……（是）（真）（的）……慢慢就没人敢去啊，</w:t>
             </w:r>
           </w:p>
           <w:p>
@@ -16227,7 +16227,7 @@
                 <w:color w:val="333333"/>
                 <w:sz w:val="22"/>
               </w:rPr>
-              <w:t>[00:39:20.390] 终于呢，这个施主有一天请了一个很有名的大长老去啊。这个大长老去（了）……（之）（后）（整理注记：转写“去完”），因为他知道这个去的都死了嘛，啊，在各个地方检查了……检查了一遍，结果发现呢，</w:t>
+              <w:t>[00:39:20.390] 终于呢，这个施主有一天请了一个很有名的大长老去啊。这个大长老去（了）……（之）（后），因为他知道这个去的都死了嘛，啊，在各个地方检查了……检查了一遍，结果发现呢，</w:t>
             </w:r>
           </w:p>
           <w:p>
@@ -16247,7 +16247,7 @@
                 <w:color w:val="333333"/>
                 <w:sz w:val="22"/>
               </w:rPr>
-              <w:t>[00:39:31.015] 他这个寺院啊，他这个厕所啊，……（按）（当）（时）（整理注记：转写“现在他他是”）……是（个）……（简）（易）（的）（整理注记：转写“公共厕所”，欠清晰）……，都（是）……（按）……（缅）（甸）（的）（习）（惯）（整理注记：转写欠清晰）……就是缅甸很多的这个寺院呢，都是在野外搭一下就完了。对，他在一个很大的树下搭了一个简易的厕所。啊，所以……然后……当然……野外就没有盖子了，就没有……（遮）（盖）（整理注记：转写“没有一起来了”，欠清晰）了。所以呢，它这个……那棵树下面就臭气熏（天）（整理注记：转写“熏熏天”）啊，就很臭。所以大长老（整理注记：转写“大早”）……（住）（下）……晚上呢，他就觉得很……这个不自然。所以他就跟那个（施主）（整理注记：转写“师傅”）讲说，你马上把这个（厕所）……（搬）……走啊（整理注记：转写“搬走”），不要……（搭）（在）（那）（里）（整理注记：转写“不要在这个板子上”，欠清晰）。就是当天晚上呢，</w:t>
+              <w:t>[00:39:31.015] 他这个寺院啊，他这个厕所啊，……（按）（当）（时）……是（个）……（简）（易）（的）……，都（是）……（按）……（缅）（甸）（的）（习）（惯）（整理注记：转写欠清晰）……就是缅甸很多的这个寺院呢，都是在野外搭一下就完了。对，他在一个很大的树下搭了一个简易的厕所。啊，所以……然后……当然……野外就没有盖子了，就没有……（遮）（盖）了。所以呢，它这个……那棵树下面就臭气熏（天）啊，就很臭。所以大长老……（住）（下）……晚上呢，他就觉得很……这个不自然。所以他就跟那个（施主）讲说，你马上把这个（厕所）……（搬）……走啊，不要……（搭）（在）（那）（里）。就是当天晚上呢，</w:t>
             </w:r>
           </w:p>
           <w:p>
@@ -16267,7 +16267,7 @@
                 <w:color w:val="333333"/>
                 <w:sz w:val="22"/>
               </w:rPr>
-              <w:t>[00:40:07.870] 这个树神来跟这个……（长）（老）（整理注记：转写“大众托梦”）……（托）梦说啊，（尊者）（整理注记：转写“当爹”，欠清晰），啊，您就长期住在这里吧，我会护持你。说我的宫殿就在这个大树的上面。然后就是……当其他（长老）（整理注记：转写“先生”，欠清晰）来拜访我的时候呢，他们都闻到很臭的味道。然后我呢，就觉得非常的羞愧，很尴尬，那就很生气，哎，所以，然后我就把凡是来这里……这个大小便的（比库）（整理注记：转写欠清晰）……都（赶）……（走）（弄）……（死）（整理注记：转写“撒了”，欠清晰）。对……（那）（些）（比）（库）（整理注记：转写“在这底部就是卡大的”）……啊。所以，那么就是既然尊者你这么……（善）（解）（人）（意）（整理注记：转写“懂事”），把……（厕）（所）……（搬）……（走）（了）（整理注记：转写“把师父给你走了”，欠清晰），那你可以安心住在这里啊，我不会伤害你，我还会保护你，会护（持）……你啊（整理注记：转写“护死你”）。</w:t>
+              <w:t>[00:40:07.870] 这个树神来跟这个……（长）（老）……（托）梦说啊，（尊者），啊，您就长期住在这里吧，我会护持你。说我的宫殿就在这个大树的上面。然后就是……当其他（长老）来拜访我的时候呢，他们都闻到很臭的味道。然后我呢，就觉得非常的羞愧，很尴尬，那就很生气，哎，所以，然后我就把凡是来这里……这个大小便的（比库）（整理注记：转写欠清晰）……都（赶）……（走）（弄）……（死）。对……（那）（些）（比）（库）……啊。所以，那么就是既然尊者你这么……（善）（解）（人）（意），把……（厕）（所）……（搬）……（走）（了），那你可以安心住在这里啊，我不会伤害你，我还会保护你，会护（持）……你啊。</w:t>
             </w:r>
           </w:p>
           <w:p>
@@ -16287,7 +16287,7 @@
                 <w:color w:val="333333"/>
                 <w:sz w:val="22"/>
               </w:rPr>
-              <w:t>[00:40:51.530] 啊，这个是缅甸……（僧）（团）（整理注记：转写“所有小头都在遗传”）……（流）（传）……的啊，就是这样一件事。所以那么在适当的地方（大小便）……是很重要的啊，不然你可能会招致啊，这个……（扰）（乱）（整理注记：转写“伤扰”），这个伤害、困扰等等。这样……你也会犯戒。</w:t>
+              <w:t>[00:40:51.530] 啊，这个是缅甸……（僧）（团）……（流）（传）……的啊，就是这样一件事。所以那么在适当的地方（大小便）……是很重要的啊，不然你可能会招致啊，这个……（扰）（乱），这个伤害、困扰等等。这样……你也会犯戒。</w:t>
             </w:r>
           </w:p>
           <w:p>
@@ -16307,7 +16307,7 @@
                 <w:color w:val="333333"/>
                 <w:sz w:val="22"/>
               </w:rPr>
-              <w:t>[00:41:09.520] 那行处正知（整理注记：转写“行术正知”）呢，就是要应当借着不舍（离）……（禅）（修）（业）（处）（整理注记：转写“长途业数”）来了解啊，</w:t>
+              <w:t>[00:41:09.520] 那行处正知呢，就是要应当借着不舍（离）……（禅）（修）（业）（处）来了解啊，</w:t>
             </w:r>
           </w:p>
           <w:p>
@@ -16327,7 +16327,7 @@
                 <w:color w:val="333333"/>
                 <w:sz w:val="22"/>
               </w:rPr>
-              <w:t>[00:41:14.920] 就是……你就是……（去）……上大（号）（整理注记：转写“上大边”）的时候呢，……（也）（要）（把）（心）……（放）（在）……（业）（处）（整理注记：转写“业数”）……上啊，对。那……（无）（痴）（正）（知）（整理注记：转写“不是认知”，欠清晰）呢，就是同样的。就是当我们能够（修习）……（观）（察）（整理注记：转写“休息观察”），应该……这个……看到这里面，这里面……（并）（没）（有）（整理注记：转写欠清晰）……有一个……（在）（大）（小）（便）（的）（人）（整理注记：转写欠清晰）……，……（也）（没）（有）……大小便（的）……人呢，啊，也没有一个这个……哪一个众生（在）……大小便，他只是……心（生）（整理注记：转写“新生”）风界（整理注记：转写“分界”）的作用啊，而有这种大小便的行为，</w:t>
+              <w:t>[00:41:14.920] 就是……你就是……（去）……上大（号）的时候呢，……（也）（要）（把）（心）……（放）（在）……（业）（处）……上啊，对。那……（无）（痴）（正）（知）呢，就是同样的。就是当我们能够（修习）……（观）（察），应该……这个……看到这里面，这里面……（并）（没）（有）（整理注记：转写欠清晰）……有一个……（在）（大）（小）（便）（的）（人）（整理注记：转写欠清晰）……，……（也）（没）（有）……大小便（的）……人呢，啊，也没有一个这个……哪一个众生（在）……大小便，他只是……心（生）风界的作用啊，而有这种大小便的行为，</w:t>
             </w:r>
           </w:p>
           <w:p>
@@ -16347,7 +16347,7 @@
                 <w:color w:val="333333"/>
                 <w:sz w:val="22"/>
               </w:rPr>
-              <w:t>[00:41:42.280] 就像这个……成熟的这个脓包啊，啊，破裂啊，它……不需要任何意愿……（促）……（成）……脓水就会自动流出来（整理注记：转写欠清晰）。你（像）……水壶装（满）……水以后，不需要任何意愿……（水）……就会自动流出来（整理注记：转写“出存水”，欠清晰）。同样的，累积在大肠和膀胱里的粪和尿呢，被风界（整理注记：转写“分界”）的力量推动，它会排出体外。那就是……你不用（修观）（整理注记：转写“吃观”），你就能够理解。就这样去观察、去理解就可以。</w:t>
+              <w:t>[00:41:42.280] 就像这个……成熟的这个脓包啊，啊，破裂啊，它……不需要任何意愿……（促）……（成）……脓水就会自动流出来（整理注记：转写欠清晰）。你（像）……水壶装（满）……水以后，不需要任何意愿……（水）……就会自动流出来。同样的，累积在大肠和膀胱里的粪和尿呢，被风界的力量推动，它会排出体外。那就是……你不用（修观），你就能够理解。就这样去观察、去理解就可以。</w:t>
             </w:r>
           </w:p>
         </w:tc>
@@ -16406,7 +16406,7 @@
                 <w:color w:val="333333"/>
                 <w:sz w:val="22"/>
               </w:rPr>
-              <w:t>[00:48:35.760] 啊，然后呢，就是……你，你的这个……（同）……（伴）……（整理注记：转写“队友”）……啊，可能打呼噜啊。所以一躺下来就在……想……说……他什么时候开始打呢，怎么还没打呢？……（终）（于）……（等）（到）……（他）（打）（了）（整理注记：转写“我终于打了一下”）……，不舒服哦，完蛋了，我今天不能睡。对，所以他就是……所以……他没打的时候，你就好好休息嘛，对吧？他打的时候，你知道……（那）……（个）……（声）……（音）……（就）（好）（整理注记：转写“你知道他的声音在发声”）……。啊……在这个……就要知道……（那）……（个）……（声）（音）……（可）……（能）……（是）……（什）……（么）……（在）（响）（整理注记：转写“可能是什么在”）……啊……在睡觉的时候，我们有正知（整理注记：转写“政治”）啊，因为没有办法，你也不能老换（房间）（整理注记：转写“老换”）……对吧，你再换一个房间，可能那个人就打呼噜。对啊，那就是……我一开始……跟他讲说……我……（是）……（怎）……（样）……（克）……（服）……（整理注记：转写“克服这个打呼噜的这个过程”）……这个……打呼噜的这个……过程啊，就是可以被克服的。你就把它当做就是一个声音嘛，啊，</w:t>
+              <w:t>[00:48:35.760] 啊，然后呢，就是……你，你的这个……（同）……（伴）…………啊，可能打呼噜啊。所以一躺下来就在……想……说……他什么时候开始打呢，怎么还没打呢？……（终）（于）……（等）（到）……（他）（打）（了）……，不舒服哦，完蛋了，我今天不能睡。对，所以他就是……所以……他没打的时候，你就好好休息嘛，对吧？他打的时候，你知道……（那）……（个）……（声）……（音）……（就）（好）……。啊……在这个……就要知道……（那）……（个）……（声）（音）……（可）……（能）……（是）……（什）……（么）……（在）（响）……啊……在睡觉的时候，我们有正知啊，因为没有办法，你也不能老换（房间）……对吧，你再换一个房间，可能那个人就打呼噜。对啊，那就是……我一开始……跟他讲说……我……（是）……（怎）……（样）……（克）……（服）…………这个……打呼噜的这个……过程啊，就是可以被克服的。你就把它当做就是一个声音嘛，啊，</w:t>
             </w:r>
           </w:p>
         </w:tc>
@@ -16454,7 +16454,7 @@
                 <w:color w:val="333333"/>
                 <w:sz w:val="22"/>
               </w:rPr>
-              <w:t>[00:49:21.415] 最好的方式呢，我……我觉得大家（可以）……练习……（慈）（心）（整理注记：转写“头回练电场”，欠清晰，或指慈心禅助眠）……，躺着……（修）……（慈）（心）（整理注记：转写“躺着电场”）……是很容易让你安静下来睡觉。然后……这就是睡眠的……这个……是……这种四种正知啊。那你醒过来……一醒过来，马上就要有……（觉）……（醒）（整理注记：转写“觉醒”）……啊，就不要赖床啊。你看一下时间啊，到了就起来，没有到呢，那你就继续……（睡）……（觉）（整理注记：转写“健康睡觉”，欠清晰）……对吧，啊，</w:t>
+              <w:t>[00:49:21.415] 最好的方式呢，我……我觉得大家（可以）……练习……（慈）（心）……，躺着……（修）……（慈）（心）……是很容易让你安静下来睡觉。然后……这就是睡眠的……这个……是……这种四种正知啊。那你醒过来……一醒过来，马上就要有……（觉）……（醒）……啊，就不要赖床啊。你看一下时间啊，到了就起来，没有到呢，那你就继续……（睡）……（觉）……对吧，啊，</w:t>
             </w:r>
           </w:p>
         </w:tc>
@@ -16502,7 +16502,7 @@
                 <w:color w:val="333333"/>
                 <w:sz w:val="22"/>
               </w:rPr>
-              <w:t>[00:52:37.100] 啊，那我们沉默的时候呢，就是……没事的时候，我们讲……叫沉默吧，对。啊，那么沉默的时候呢，这个……我就……不要这种……。这个……（心）……（里）……（散）……（乱）（整理注记：转写“浮浮泛泛”）……啊，或者是……（迷）……（迷）……（糊）……（糊）（整理注记：转写“痴痴呆呆”）……啊，稀里糊涂啊，啊，在沉默的时候……是……虽然你在沉默，但是你要么……心在……（业）（处）（整理注记：转写“夜战”）……（上）……。啊，要么呢，你就是在……回忆（法）……（的）……（义）（整理注记：转写“法的意”）……啊，（法）……（的）……（义）（理）（整理注记：转写“法的意理”）……啊，这就是恰当的啊。不然你就是……沉默的时候……（就）（是）……（空）……（过）……（了）（整理注记：转写“拜拜了”，欠清晰）……，那就是……（一）……（种）……（放）……（逸）（失）（念）（整理注记：转写“疑失心”）……（心）……（持）……（续）……（升）……（起）……的这种状态啊。好，那么就是一切……（处）……（整理注记：转写“一切出来”）……保持正知（整理注记：转写“保持正式”）。</w:t>
+              <w:t>[00:52:37.100] 啊，那我们沉默的时候呢，就是……没事的时候，我们讲……叫沉默吧，对。啊，那么沉默的时候呢，这个……我就……不要这种……。这个……（心）……（里）……（散）……（乱）……啊，或者是……（迷）……（迷）……（糊）……（糊）……啊，稀里糊涂啊，啊，在沉默的时候……是……虽然你在沉默，但是你要么……心在……（业）（处）……（上）……。啊，要么呢，你就是在……回忆（法）……（的）……（义）……啊，（法）……（的）……（义）（理）……啊，这就是恰当的啊。不然你就是……沉默的时候……（就）（是）……（空）……（过）……（了）……，那就是……（一）……（种）……（放）……（逸）（失）（念）……（心）……（持）……（续）……（升）……（起）……的这种状态啊。好，那么就是一切……（处）…………保持正知。</w:t>
             </w:r>
           </w:p>
         </w:tc>
@@ -19870,7 +19870,7 @@
                 <w:color w:val="333333"/>
                 <w:sz w:val="22"/>
               </w:rPr>
-              <w:t>[00:45:25.950] 我也跟大家讲，就是说，如果你数息，对吧，数息的时候呢，会干嘛呢？数息对治外念（整理注记：转写“对峙外念”），那数息……对治外念呢，然后你一边数一边打妄想（整理注记：转写“打万象”），那个数息就（整理注记：转写“数气堆”）一点用都没有。好来，那数息就是你数到四的时候，外念（整理注记：转写“外面”）出来（被觉察到了）……就停下来，对吧？停下来鼓励一下，先（跟心）商量（整理注记：转写“问他”）……要不要再打（妄想）啊，不要再打了，回去从一（重新）开始数啊（整理注记：转写“从一他开始数”，欠清晰）。你能数到四，连续一段时间都数到四，都稳定下来，然后你再往前数到五，</w:t>
+              <w:t>[00:45:25.950] 我也跟大家讲，就是说，如果你数息，对吧，数息的时候呢，会干嘛呢？数息对治外念，那数息……对治外念呢，然后你一边数一边打妄想，那个数息就一点用都没有。好来，那数息就是你数到四的时候，外念出来（被觉察到了）……就停下来，对吧？停下来鼓励一下，先（跟心）商量……要不要再打（妄想）啊，不要再打了，回去从一（重新）开始数啊。你能数到四，连续一段时间都数到四，都稳定下来，然后你再往前数到五，</w:t>
             </w:r>
           </w:p>
         </w:tc>
@@ -19918,7 +19918,7 @@
                 <w:color w:val="333333"/>
                 <w:sz w:val="22"/>
               </w:rPr>
-              <w:t>[00:45:52.095] 跟心商量。就是这样呢，你的心就会觉得……有进步。你（不能）……（一上来就）设定一个目标，说三个小时（不生）……（妄）（念）（整理注记：转写“一百万想”，欠清晰）？做不到嘛，那个（是）……（修得熟练的）人才开始的嘛（整理注记：转写“那个日常的人才开始的嘛”，欠清晰）。你刚来你就（去）定这样的目标，然后你天天都做不到，然后你的心就觉得非常的沮丧（整理注记：转写“独立”）。哦，做三天，完了以后就不做（了）。</w:t>
+              <w:t>[00:45:52.095] 跟心商量。就是这样呢，你的心就会觉得……有进步。你（不能）……（一上来就）设定一个目标，说三个小时（不生）……（妄）（念）？做不到嘛，那个（是）……（修得熟练的）人才开始的嘛。你刚来你就（去）定这样的目标，然后你天天都做不到，然后你的心就觉得非常的沮丧。哦，做三天，完了以后就不做（了）。</w:t>
             </w:r>
           </w:p>
         </w:tc>
